--- a/toan/lop-7/de-giua-ki-2/DE_SO_2_GIUA_KI_1_TOAN_7.docx
+++ b/toan/lop-7/de-giua-ki-2/DE_SO_2_GIUA_KI_1_TOAN_7.docx
@@ -25,10 +25,9 @@
           <w:tcPr>
             <w:tcW w:type="dxa" w:w="4608"/>
           </w:tcPr>
-          <w:p/>
           <w:p>
             <w:pPr>
-              <w:spacing w:before="40" w:after="60" w:line="288" w:lineRule="auto"/>
+              <w:spacing w:before="40" w:after="20" w:line="288" w:lineRule="auto"/>
               <w:jc w:val="center"/>
             </w:pPr>
             <w:r>
@@ -41,16 +40,12 @@
               </w:rPr>
               <w:t>PHÒNG GD&amp;ĐT HUYỆN / QUẬN</w:t>
             </w:r>
-            <w:r>
-              <w:rPr>
-                <w:rFonts w:ascii="Times New Roman" w:hAnsi="Times New Roman"/>
-                <w:b w:val="0"/>
-                <w:i w:val="0"/>
-                <w:color w:val="000000"/>
-                <w:sz w:val="21"/>
-              </w:rPr>
-              <w:br/>
-            </w:r>
+          </w:p>
+          <w:p>
+            <w:pPr>
+              <w:spacing w:before="20" w:after="20" w:line="288" w:lineRule="auto"/>
+              <w:jc w:val="center"/>
+            </w:pPr>
             <w:r>
               <w:rPr>
                 <w:rFonts w:ascii="Times New Roman" w:hAnsi="Times New Roman"/>
@@ -61,16 +56,12 @@
               </w:rPr>
               <w:t>TRƯỜNG THCS ........................</w:t>
             </w:r>
-            <w:r>
-              <w:rPr>
-                <w:rFonts w:ascii="Times New Roman" w:hAnsi="Times New Roman"/>
-                <w:b w:val="0"/>
-                <w:i w:val="0"/>
-                <w:color w:val="000000"/>
-                <w:sz w:val="21"/>
-              </w:rPr>
-              <w:br/>
-            </w:r>
+          </w:p>
+          <w:p>
+            <w:pPr>
+              <w:spacing w:before="20" w:after="60" w:line="288" w:lineRule="auto"/>
+              <w:jc w:val="center"/>
+            </w:pPr>
             <w:r>
               <w:rPr>
                 <w:rFonts w:ascii="Times New Roman" w:hAnsi="Times New Roman"/>
@@ -87,10 +78,9 @@
           <w:tcPr>
             <w:tcW w:type="dxa" w:w="5472"/>
           </w:tcPr>
-          <w:p/>
           <w:p>
             <w:pPr>
-              <w:spacing w:before="40" w:after="60" w:line="288" w:lineRule="auto"/>
+              <w:spacing w:before="40" w:after="20" w:line="288" w:lineRule="auto"/>
               <w:jc w:val="center"/>
             </w:pPr>
             <w:r>
@@ -103,16 +93,12 @@
               </w:rPr>
               <w:t>ĐỀ KIỂM TRA ĐỊNH KỲ GIỮA HỌC KỲ I</w:t>
             </w:r>
-            <w:r>
-              <w:rPr>
-                <w:rFonts w:ascii="Times New Roman" w:hAnsi="Times New Roman"/>
-                <w:b w:val="0"/>
-                <w:i w:val="0"/>
-                <w:color w:val="000000"/>
-                <w:sz w:val="21"/>
-              </w:rPr>
-              <w:br/>
-            </w:r>
+          </w:p>
+          <w:p>
+            <w:pPr>
+              <w:spacing w:before="20" w:after="20" w:line="288" w:lineRule="auto"/>
+              <w:jc w:val="center"/>
+            </w:pPr>
             <w:r>
               <w:rPr>
                 <w:rFonts w:ascii="Times New Roman" w:hAnsi="Times New Roman"/>
@@ -123,16 +109,12 @@
               </w:rPr>
               <w:t>NĂM HỌC 2026 - 2027</w:t>
             </w:r>
-            <w:r>
-              <w:rPr>
-                <w:rFonts w:ascii="Times New Roman" w:hAnsi="Times New Roman"/>
-                <w:b w:val="0"/>
-                <w:i w:val="0"/>
-                <w:color w:val="000000"/>
-                <w:sz w:val="21"/>
-              </w:rPr>
-              <w:br/>
-            </w:r>
+          </w:p>
+          <w:p>
+            <w:pPr>
+              <w:spacing w:before="20" w:after="20" w:line="288" w:lineRule="auto"/>
+              <w:jc w:val="center"/>
+            </w:pPr>
             <w:r>
               <w:rPr>
                 <w:rFonts w:ascii="Times New Roman" w:hAnsi="Times New Roman"/>
@@ -143,16 +125,12 @@
               </w:rPr>
               <w:t>MÔN: TOÁN — KHỐI LỚP 7 (KNTT)</w:t>
             </w:r>
-            <w:r>
-              <w:rPr>
-                <w:rFonts w:ascii="Times New Roman" w:hAnsi="Times New Roman"/>
-                <w:b w:val="0"/>
-                <w:i w:val="0"/>
-                <w:color w:val="000000"/>
-                <w:sz w:val="21"/>
-              </w:rPr>
-              <w:br/>
-            </w:r>
+          </w:p>
+          <w:p>
+            <w:pPr>
+              <w:spacing w:before="20" w:after="60" w:line="288" w:lineRule="auto"/>
+              <w:jc w:val="center"/>
+            </w:pPr>
             <w:r>
               <w:rPr>
                 <w:rFonts w:ascii="Times New Roman" w:hAnsi="Times New Roman"/>
@@ -290,7 +268,6 @@
           <w:tcPr>
             <w:tcW w:type="dxa" w:w="2304"/>
           </w:tcPr>
-          <w:p/>
           <w:p>
             <w:pPr>
               <w:spacing w:before="20" w:after="40" w:line="288" w:lineRule="auto"/>
@@ -332,7 +309,6 @@
           <w:tcPr>
             <w:tcW w:type="dxa" w:w="2304"/>
           </w:tcPr>
-          <w:p/>
           <w:p>
             <w:pPr>
               <w:spacing w:before="20" w:after="40" w:line="288" w:lineRule="auto"/>
@@ -371,7 +347,6 @@
           <w:tcPr>
             <w:tcW w:type="dxa" w:w="2304"/>
           </w:tcPr>
-          <w:p/>
           <w:p>
             <w:pPr>
               <w:spacing w:before="20" w:after="40" w:line="288" w:lineRule="auto"/>
@@ -413,7 +388,6 @@
           <w:tcPr>
             <w:tcW w:type="dxa" w:w="2304"/>
           </w:tcPr>
-          <w:p/>
           <w:p>
             <w:pPr>
               <w:spacing w:before="20" w:after="40" w:line="288" w:lineRule="auto"/>
@@ -501,7 +475,6 @@
           <w:tcPr>
             <w:tcW w:type="dxa" w:w="2304"/>
           </w:tcPr>
-          <w:p/>
           <w:p>
             <w:pPr>
               <w:spacing w:before="20" w:after="40" w:line="288" w:lineRule="auto"/>
@@ -534,7 +507,6 @@
           <w:tcPr>
             <w:tcW w:type="dxa" w:w="2304"/>
           </w:tcPr>
-          <w:p/>
           <w:p>
             <w:pPr>
               <w:spacing w:before="20" w:after="40" w:line="288" w:lineRule="auto"/>
@@ -567,7 +539,6 @@
           <w:tcPr>
             <w:tcW w:type="dxa" w:w="2304"/>
           </w:tcPr>
-          <w:p/>
           <w:p>
             <w:pPr>
               <w:spacing w:before="20" w:after="40" w:line="288" w:lineRule="auto"/>
@@ -609,7 +580,6 @@
           <w:tcPr>
             <w:tcW w:type="dxa" w:w="2304"/>
           </w:tcPr>
-          <w:p/>
           <w:p>
             <w:pPr>
               <w:spacing w:before="20" w:after="40" w:line="288" w:lineRule="auto"/>
@@ -715,7 +685,6 @@
           <w:tcPr>
             <w:tcW w:type="dxa" w:w="2304"/>
           </w:tcPr>
-          <w:p/>
           <w:p>
             <w:pPr>
               <w:spacing w:before="20" w:after="40" w:line="288" w:lineRule="auto"/>
@@ -754,7 +723,6 @@
           <w:tcPr>
             <w:tcW w:type="dxa" w:w="2304"/>
           </w:tcPr>
-          <w:p/>
           <w:p>
             <w:pPr>
               <w:spacing w:before="20" w:after="40" w:line="288" w:lineRule="auto"/>
@@ -793,7 +761,6 @@
           <w:tcPr>
             <w:tcW w:type="dxa" w:w="2304"/>
           </w:tcPr>
-          <w:p/>
           <w:p>
             <w:pPr>
               <w:spacing w:before="20" w:after="40" w:line="288" w:lineRule="auto"/>
@@ -832,7 +799,6 @@
           <w:tcPr>
             <w:tcW w:type="dxa" w:w="2304"/>
           </w:tcPr>
-          <w:p/>
           <w:p>
             <w:pPr>
               <w:spacing w:before="20" w:after="40" w:line="288" w:lineRule="auto"/>
@@ -1007,7 +973,6 @@
           <w:tcPr>
             <w:tcW w:type="dxa" w:w="2304"/>
           </w:tcPr>
-          <w:p/>
           <w:p>
             <w:pPr>
               <w:spacing w:before="20" w:after="40" w:line="288" w:lineRule="auto"/>
@@ -1043,7 +1008,6 @@
           <w:tcPr>
             <w:tcW w:type="dxa" w:w="2304"/>
           </w:tcPr>
-          <w:p/>
           <w:p>
             <w:pPr>
               <w:spacing w:before="20" w:after="40" w:line="288" w:lineRule="auto"/>
@@ -1079,7 +1043,6 @@
           <w:tcPr>
             <w:tcW w:type="dxa" w:w="2304"/>
           </w:tcPr>
-          <w:p/>
           <w:p>
             <w:pPr>
               <w:spacing w:before="20" w:after="40" w:line="288" w:lineRule="auto"/>
@@ -1115,7 +1078,6 @@
           <w:tcPr>
             <w:tcW w:type="dxa" w:w="2304"/>
           </w:tcPr>
-          <w:p/>
           <w:p>
             <w:pPr>
               <w:spacing w:before="20" w:after="40" w:line="288" w:lineRule="auto"/>
@@ -1257,7 +1219,6 @@
           <w:tcPr>
             <w:tcW w:type="dxa" w:w="2304"/>
           </w:tcPr>
-          <w:p/>
           <w:p>
             <w:pPr>
               <w:spacing w:before="20" w:after="40" w:line="288" w:lineRule="auto"/>
@@ -1311,7 +1272,6 @@
           <w:tcPr>
             <w:tcW w:type="dxa" w:w="2304"/>
           </w:tcPr>
-          <w:p/>
           <w:p>
             <w:pPr>
               <w:spacing w:before="20" w:after="40" w:line="288" w:lineRule="auto"/>
@@ -1365,7 +1325,6 @@
           <w:tcPr>
             <w:tcW w:type="dxa" w:w="2304"/>
           </w:tcPr>
-          <w:p/>
           <w:p>
             <w:pPr>
               <w:spacing w:before="20" w:after="40" w:line="288" w:lineRule="auto"/>
@@ -1419,7 +1378,6 @@
           <w:tcPr>
             <w:tcW w:type="dxa" w:w="2304"/>
           </w:tcPr>
-          <w:p/>
           <w:p>
             <w:pPr>
               <w:spacing w:before="20" w:after="40" w:line="288" w:lineRule="auto"/>
@@ -1534,7 +1492,6 @@
           <w:tcPr>
             <w:tcW w:type="dxa" w:w="2304"/>
           </w:tcPr>
-          <w:p/>
           <w:p>
             <w:pPr>
               <w:spacing w:before="20" w:after="40" w:line="288" w:lineRule="auto"/>
@@ -1561,7 +1518,6 @@
           <w:tcPr>
             <w:tcW w:type="dxa" w:w="2304"/>
           </w:tcPr>
-          <w:p/>
           <w:p>
             <w:pPr>
               <w:spacing w:before="20" w:after="40" w:line="288" w:lineRule="auto"/>
@@ -1588,7 +1544,6 @@
           <w:tcPr>
             <w:tcW w:type="dxa" w:w="2304"/>
           </w:tcPr>
-          <w:p/>
           <w:p>
             <w:pPr>
               <w:spacing w:before="20" w:after="40" w:line="288" w:lineRule="auto"/>
@@ -1615,7 +1570,6 @@
           <w:tcPr>
             <w:tcW w:type="dxa" w:w="2304"/>
           </w:tcPr>
-          <w:p/>
           <w:p>
             <w:pPr>
               <w:spacing w:before="20" w:after="40" w:line="288" w:lineRule="auto"/>
@@ -1666,18 +1620,16 @@
         <w:t xml:space="preserve"> Cho hai góc </w:t>
       </w:r>
       <m:oMath xmlns:mml="http://www.w3.org/1998/Math/MathML">
-        <m:limUpp>
+        <m:acc>
+          <m:accPr>
+            <m:chr m:val="̂"/>
+          </m:accPr>
           <m:e>
             <m:r>
               <m:t>AOB</m:t>
             </m:r>
           </m:e>
-          <m:lim>
-            <m:r>
-              <m:t>^</m:t>
-            </m:r>
-          </m:lim>
-        </m:limUpp>
+        </m:acc>
       </m:oMath>
       <w:r>
         <w:rPr>
@@ -1690,18 +1642,16 @@
         <w:t xml:space="preserve"> và </w:t>
       </w:r>
       <m:oMath xmlns:mml="http://www.w3.org/1998/Math/MathML">
-        <m:limUpp>
+        <m:acc>
+          <m:accPr>
+            <m:chr m:val="̂"/>
+          </m:accPr>
           <m:e>
             <m:r>
               <m:t>BOC</m:t>
             </m:r>
           </m:e>
-          <m:lim>
-            <m:r>
-              <m:t>^</m:t>
-            </m:r>
-          </m:lim>
-        </m:limUpp>
+        </m:acc>
       </m:oMath>
       <w:r>
         <w:rPr>
@@ -1739,7 +1689,6 @@
           <w:tcPr>
             <w:tcW w:type="dxa" w:w="2304"/>
           </w:tcPr>
-          <w:p/>
           <w:p>
             <w:pPr>
               <w:spacing w:before="20" w:after="40" w:line="288" w:lineRule="auto"/>
@@ -1756,33 +1705,29 @@
               <w:t xml:space="preserve">A. </w:t>
             </w:r>
             <m:oMath xmlns:mml="http://www.w3.org/1998/Math/MathML">
-              <m:limUpp>
+              <m:acc>
+                <m:accPr>
+                  <m:chr m:val="̂"/>
+                </m:accPr>
                 <m:e>
                   <m:r>
                     <m:t>AOB</m:t>
                   </m:r>
                 </m:e>
-                <m:lim>
-                  <m:r>
-                    <m:t>^</m:t>
-                  </m:r>
-                </m:lim>
-              </m:limUpp>
+              </m:acc>
               <m:r>
                 <m:t>+</m:t>
               </m:r>
-              <m:limUpp>
+              <m:acc>
+                <m:accPr>
+                  <m:chr m:val="̂"/>
+                </m:accPr>
                 <m:e>
                   <m:r>
                     <m:t>BOC</m:t>
                   </m:r>
                 </m:e>
-                <m:lim>
-                  <m:r>
-                    <m:t>^</m:t>
-                  </m:r>
-                </m:lim>
-              </m:limUpp>
+              </m:acc>
               <m:r>
                 <m:t>=</m:t>
               </m:r>
@@ -1805,7 +1750,6 @@
           <w:tcPr>
             <w:tcW w:type="dxa" w:w="2304"/>
           </w:tcPr>
-          <w:p/>
           <w:p>
             <w:pPr>
               <w:spacing w:before="20" w:after="40" w:line="288" w:lineRule="auto"/>
@@ -1822,33 +1766,29 @@
               <w:t xml:space="preserve">B. </w:t>
             </w:r>
             <m:oMath xmlns:mml="http://www.w3.org/1998/Math/MathML">
-              <m:limUpp>
+              <m:acc>
+                <m:accPr>
+                  <m:chr m:val="̂"/>
+                </m:accPr>
                 <m:e>
                   <m:r>
                     <m:t>AOB</m:t>
                   </m:r>
                 </m:e>
-                <m:lim>
-                  <m:r>
-                    <m:t>^</m:t>
-                  </m:r>
-                </m:lim>
-              </m:limUpp>
+              </m:acc>
               <m:r>
                 <m:t>+</m:t>
               </m:r>
-              <m:limUpp>
+              <m:acc>
+                <m:accPr>
+                  <m:chr m:val="̂"/>
+                </m:accPr>
                 <m:e>
                   <m:r>
                     <m:t>BOC</m:t>
                   </m:r>
                 </m:e>
-                <m:lim>
-                  <m:r>
-                    <m:t>^</m:t>
-                  </m:r>
-                </m:lim>
-              </m:limUpp>
+              </m:acc>
               <m:r>
                 <m:t>=</m:t>
               </m:r>
@@ -1871,7 +1811,6 @@
           <w:tcPr>
             <w:tcW w:type="dxa" w:w="2304"/>
           </w:tcPr>
-          <w:p/>
           <w:p>
             <w:pPr>
               <w:spacing w:before="20" w:after="40" w:line="288" w:lineRule="auto"/>
@@ -1888,33 +1827,29 @@
               <w:t xml:space="preserve">C. </w:t>
             </w:r>
             <m:oMath xmlns:mml="http://www.w3.org/1998/Math/MathML">
-              <m:limUpp>
+              <m:acc>
+                <m:accPr>
+                  <m:chr m:val="̂"/>
+                </m:accPr>
                 <m:e>
                   <m:r>
                     <m:t>AOB</m:t>
                   </m:r>
                 </m:e>
-                <m:lim>
-                  <m:r>
-                    <m:t>^</m:t>
-                  </m:r>
-                </m:lim>
-              </m:limUpp>
+              </m:acc>
               <m:r>
                 <m:t>=</m:t>
               </m:r>
-              <m:limUpp>
+              <m:acc>
+                <m:accPr>
+                  <m:chr m:val="̂"/>
+                </m:accPr>
                 <m:e>
                   <m:r>
                     <m:t>BOC</m:t>
                   </m:r>
                 </m:e>
-                <m:lim>
-                  <m:r>
-                    <m:t>^</m:t>
-                  </m:r>
-                </m:lim>
-              </m:limUpp>
+              </m:acc>
             </m:oMath>
           </w:p>
         </w:tc>
@@ -1922,7 +1857,6 @@
           <w:tcPr>
             <w:tcW w:type="dxa" w:w="2304"/>
           </w:tcPr>
-          <w:p/>
           <w:p>
             <w:pPr>
               <w:spacing w:before="20" w:after="40" w:line="288" w:lineRule="auto"/>
@@ -1939,33 +1873,29 @@
               <w:t xml:space="preserve">D. </w:t>
             </w:r>
             <m:oMath xmlns:mml="http://www.w3.org/1998/Math/MathML">
-              <m:limUpp>
+              <m:acc>
+                <m:accPr>
+                  <m:chr m:val="̂"/>
+                </m:accPr>
                 <m:e>
                   <m:r>
                     <m:t>AOB</m:t>
                   </m:r>
                 </m:e>
-                <m:lim>
-                  <m:r>
-                    <m:t>^</m:t>
-                  </m:r>
-                </m:lim>
-              </m:limUpp>
+              </m:acc>
               <m:r>
                 <m:t>+</m:t>
               </m:r>
-              <m:limUpp>
+              <m:acc>
+                <m:accPr>
+                  <m:chr m:val="̂"/>
+                </m:accPr>
                 <m:e>
                   <m:r>
                     <m:t>BOC</m:t>
                   </m:r>
                 </m:e>
-                <m:lim>
-                  <m:r>
-                    <m:t>^</m:t>
-                  </m:r>
-                </m:lim>
-              </m:limUpp>
+              </m:acc>
               <m:r>
                 <m:t>=</m:t>
               </m:r>
@@ -2027,18 +1957,16 @@
         <w:t xml:space="preserve"> là tia phân giác của góc </w:t>
       </w:r>
       <m:oMath xmlns:mml="http://www.w3.org/1998/Math/MathML">
-        <m:limUpp>
+        <m:acc>
+          <m:accPr>
+            <m:chr m:val="̂"/>
+          </m:accPr>
           <m:e>
             <m:r>
               <m:t>xOy</m:t>
             </m:r>
           </m:e>
-          <m:lim>
-            <m:r>
-              <m:t>^</m:t>
-            </m:r>
-          </m:lim>
-        </m:limUpp>
+        </m:acc>
       </m:oMath>
       <w:r>
         <w:rPr>
@@ -2076,7 +2004,6 @@
           <w:tcPr>
             <w:tcW w:type="dxa" w:w="2304"/>
           </w:tcPr>
-          <w:p/>
           <w:p>
             <w:pPr>
               <w:spacing w:before="20" w:after="40" w:line="288" w:lineRule="auto"/>
@@ -2093,33 +2020,29 @@
               <w:t xml:space="preserve">A. </w:t>
             </w:r>
             <m:oMath xmlns:mml="http://www.w3.org/1998/Math/MathML">
-              <m:limUpp>
+              <m:acc>
+                <m:accPr>
+                  <m:chr m:val="̂"/>
+                </m:accPr>
                 <m:e>
                   <m:r>
                     <m:t>xOz</m:t>
                   </m:r>
                 </m:e>
-                <m:lim>
-                  <m:r>
-                    <m:t>^</m:t>
-                  </m:r>
-                </m:lim>
-              </m:limUpp>
+              </m:acc>
               <m:r>
                 <m:t>=</m:t>
               </m:r>
-              <m:limUpp>
+              <m:acc>
+                <m:accPr>
+                  <m:chr m:val="̂"/>
+                </m:accPr>
                 <m:e>
                   <m:r>
                     <m:t>zOy</m:t>
                   </m:r>
                 </m:e>
-                <m:lim>
-                  <m:r>
-                    <m:t>^</m:t>
-                  </m:r>
-                </m:lim>
-              </m:limUpp>
+              </m:acc>
               <m:r>
                 <m:t>=</m:t>
               </m:r>
@@ -2128,18 +2051,16 @@
                   <m:type m:val="bar"/>
                 </m:fPr>
                 <m:num>
-                  <m:limUpp>
+                  <m:acc>
+                    <m:accPr>
+                      <m:chr m:val="̂"/>
+                    </m:accPr>
                     <m:e>
                       <m:r>
                         <m:t>xOy</m:t>
                       </m:r>
                     </m:e>
-                    <m:lim>
-                      <m:r>
-                        <m:t>^</m:t>
-                      </m:r>
-                    </m:lim>
-                  </m:limUpp>
+                  </m:acc>
                 </m:num>
                 <m:den>
                   <m:r>
@@ -2154,7 +2075,6 @@
           <w:tcPr>
             <w:tcW w:type="dxa" w:w="2304"/>
           </w:tcPr>
-          <w:p/>
           <w:p>
             <w:pPr>
               <w:spacing w:before="20" w:after="40" w:line="288" w:lineRule="auto"/>
@@ -2171,33 +2091,29 @@
               <w:t xml:space="preserve">B. </w:t>
             </w:r>
             <m:oMath xmlns:mml="http://www.w3.org/1998/Math/MathML">
-              <m:limUpp>
+              <m:acc>
+                <m:accPr>
+                  <m:chr m:val="̂"/>
+                </m:accPr>
                 <m:e>
                   <m:r>
                     <m:t>xOz</m:t>
                   </m:r>
                 </m:e>
-                <m:lim>
-                  <m:r>
-                    <m:t>^</m:t>
-                  </m:r>
-                </m:lim>
-              </m:limUpp>
+              </m:acc>
               <m:r>
                 <m:t>+</m:t>
               </m:r>
-              <m:limUpp>
+              <m:acc>
+                <m:accPr>
+                  <m:chr m:val="̂"/>
+                </m:accPr>
                 <m:e>
                   <m:r>
                     <m:t>zOy</m:t>
                   </m:r>
                 </m:e>
-                <m:lim>
-                  <m:r>
-                    <m:t>^</m:t>
-                  </m:r>
-                </m:lim>
-              </m:limUpp>
+              </m:acc>
               <m:r>
                 <m:t>=</m:t>
               </m:r>
@@ -2220,7 +2136,6 @@
           <w:tcPr>
             <w:tcW w:type="dxa" w:w="2304"/>
           </w:tcPr>
-          <w:p/>
           <w:p>
             <w:pPr>
               <w:spacing w:before="20" w:after="40" w:line="288" w:lineRule="auto"/>
@@ -2237,18 +2152,16 @@
               <w:t xml:space="preserve">C. </w:t>
             </w:r>
             <m:oMath xmlns:mml="http://www.w3.org/1998/Math/MathML">
-              <m:limUpp>
+              <m:acc>
+                <m:accPr>
+                  <m:chr m:val="̂"/>
+                </m:accPr>
                 <m:e>
                   <m:r>
                     <m:t>xOy</m:t>
                   </m:r>
                 </m:e>
-                <m:lim>
-                  <m:r>
-                    <m:t>^</m:t>
-                  </m:r>
-                </m:lim>
-              </m:limUpp>
+              </m:acc>
               <m:r>
                 <m:t>=</m:t>
               </m:r>
@@ -2257,18 +2170,16 @@
                   <m:type m:val="bar"/>
                 </m:fPr>
                 <m:num>
-                  <m:limUpp>
+                  <m:acc>
+                    <m:accPr>
+                      <m:chr m:val="̂"/>
+                    </m:accPr>
                     <m:e>
                       <m:r>
                         <m:t>xOz</m:t>
                       </m:r>
                     </m:e>
-                    <m:lim>
-                      <m:r>
-                        <m:t>^</m:t>
-                      </m:r>
-                    </m:lim>
-                  </m:limUpp>
+                  </m:acc>
                 </m:num>
                 <m:den>
                   <m:r>
@@ -2283,7 +2194,6 @@
           <w:tcPr>
             <w:tcW w:type="dxa" w:w="2304"/>
           </w:tcPr>
-          <w:p/>
           <w:p>
             <w:pPr>
               <w:spacing w:before="20" w:after="40" w:line="288" w:lineRule="auto"/>
@@ -2300,33 +2210,29 @@
               <w:t xml:space="preserve">D. </w:t>
             </w:r>
             <m:oMath xmlns:mml="http://www.w3.org/1998/Math/MathML">
-              <m:limUpp>
+              <m:acc>
+                <m:accPr>
+                  <m:chr m:val="̂"/>
+                </m:accPr>
                 <m:e>
                   <m:r>
                     <m:t>xOz</m:t>
                   </m:r>
                 </m:e>
-                <m:lim>
-                  <m:r>
-                    <m:t>^</m:t>
-                  </m:r>
-                </m:lim>
-              </m:limUpp>
+              </m:acc>
               <m:r>
                 <m:t>=2·</m:t>
               </m:r>
-              <m:limUpp>
+              <m:acc>
+                <m:accPr>
+                  <m:chr m:val="̂"/>
+                </m:accPr>
                 <m:e>
                   <m:r>
                     <m:t>xOy</m:t>
                   </m:r>
                 </m:e>
-                <m:lim>
-                  <m:r>
-                    <m:t>^</m:t>
-                  </m:r>
-                </m:lim>
-              </m:limUpp>
+              </m:acc>
             </m:oMath>
           </w:p>
         </w:tc>
@@ -2431,7 +2337,6 @@
           <w:tcPr>
             <w:tcW w:type="dxa" w:w="2304"/>
           </w:tcPr>
-          <w:p/>
           <w:p>
             <w:pPr>
               <w:spacing w:before="20" w:after="40" w:line="288" w:lineRule="auto"/>
@@ -2473,7 +2378,6 @@
           <w:tcPr>
             <w:tcW w:type="dxa" w:w="2304"/>
           </w:tcPr>
-          <w:p/>
           <w:p>
             <w:pPr>
               <w:spacing w:before="20" w:after="40" w:line="288" w:lineRule="auto"/>
@@ -2512,7 +2416,6 @@
           <w:tcPr>
             <w:tcW w:type="dxa" w:w="2304"/>
           </w:tcPr>
-          <w:p/>
           <w:p>
             <w:pPr>
               <w:spacing w:before="20" w:after="40" w:line="288" w:lineRule="auto"/>
@@ -2554,7 +2457,6 @@
           <w:tcPr>
             <w:tcW w:type="dxa" w:w="2304"/>
           </w:tcPr>
-          <w:p/>
           <w:p>
             <w:pPr>
               <w:spacing w:before="20" w:after="40" w:line="288" w:lineRule="auto"/>
@@ -2708,7 +2610,6 @@
           <w:tcPr>
             <w:tcW w:type="dxa" w:w="2304"/>
           </w:tcPr>
-          <w:p/>
           <w:p>
             <w:pPr>
               <w:spacing w:before="20" w:after="40" w:line="288" w:lineRule="auto"/>
@@ -2747,7 +2648,6 @@
           <w:tcPr>
             <w:tcW w:type="dxa" w:w="2304"/>
           </w:tcPr>
-          <w:p/>
           <w:p>
             <w:pPr>
               <w:spacing w:before="20" w:after="40" w:line="288" w:lineRule="auto"/>
@@ -2789,7 +2689,6 @@
           <w:tcPr>
             <w:tcW w:type="dxa" w:w="2304"/>
           </w:tcPr>
-          <w:p/>
           <w:p>
             <w:pPr>
               <w:spacing w:before="20" w:after="40" w:line="288" w:lineRule="auto"/>
@@ -2828,7 +2727,6 @@
           <w:tcPr>
             <w:tcW w:type="dxa" w:w="2304"/>
           </w:tcPr>
-          <w:p/>
           <w:p>
             <w:pPr>
               <w:spacing w:before="20" w:after="40" w:line="288" w:lineRule="auto"/>
@@ -2988,7 +2886,6 @@
           <w:tcPr>
             <w:tcW w:type="dxa" w:w="2304"/>
           </w:tcPr>
-          <w:p/>
           <w:p>
             <w:pPr>
               <w:spacing w:before="20" w:after="40" w:line="288" w:lineRule="auto"/>
@@ -3024,7 +2921,6 @@
           <w:tcPr>
             <w:tcW w:type="dxa" w:w="2304"/>
           </w:tcPr>
-          <w:p/>
           <w:p>
             <w:pPr>
               <w:spacing w:before="20" w:after="40" w:line="288" w:lineRule="auto"/>
@@ -3060,7 +2956,6 @@
           <w:tcPr>
             <w:tcW w:type="dxa" w:w="2304"/>
           </w:tcPr>
-          <w:p/>
           <w:p>
             <w:pPr>
               <w:spacing w:before="20" w:after="40" w:line="288" w:lineRule="auto"/>
@@ -3096,7 +2991,6 @@
           <w:tcPr>
             <w:tcW w:type="dxa" w:w="2304"/>
           </w:tcPr>
-          <w:p/>
           <w:p>
             <w:pPr>
               <w:spacing w:before="20" w:after="40" w:line="288" w:lineRule="auto"/>
@@ -3201,18 +3095,16 @@
         <w:t xml:space="preserve"> sao cho </w:t>
       </w:r>
       <m:oMath xmlns:mml="http://www.w3.org/1998/Math/MathML">
-        <m:limUpp>
+        <m:acc>
+          <m:accPr>
+            <m:chr m:val="̂"/>
+          </m:accPr>
           <m:e>
             <m:r>
               <m:t>AOC</m:t>
             </m:r>
           </m:e>
-          <m:lim>
-            <m:r>
-              <m:t>^</m:t>
-            </m:r>
-          </m:lim>
-        </m:limUpp>
+        </m:acc>
         <m:r>
           <m:t>=</m:t>
         </m:r>
@@ -3240,18 +3132,16 @@
         <w:t xml:space="preserve">. Số đo góc đối đỉnh </w:t>
       </w:r>
       <m:oMath xmlns:mml="http://www.w3.org/1998/Math/MathML">
-        <m:limUpp>
+        <m:acc>
+          <m:accPr>
+            <m:chr m:val="̂"/>
+          </m:accPr>
           <m:e>
             <m:r>
               <m:t>BOD</m:t>
             </m:r>
           </m:e>
-          <m:lim>
-            <m:r>
-              <m:t>^</m:t>
-            </m:r>
-          </m:lim>
-        </m:limUpp>
+        </m:acc>
       </m:oMath>
       <w:r>
         <w:rPr>
@@ -3289,7 +3179,6 @@
           <w:tcPr>
             <w:tcW w:type="dxa" w:w="2304"/>
           </w:tcPr>
-          <w:p/>
           <w:p>
             <w:pPr>
               <w:spacing w:before="20" w:after="40" w:line="288" w:lineRule="auto"/>
@@ -3325,7 +3214,6 @@
           <w:tcPr>
             <w:tcW w:type="dxa" w:w="2304"/>
           </w:tcPr>
-          <w:p/>
           <w:p>
             <w:pPr>
               <w:spacing w:before="20" w:after="40" w:line="288" w:lineRule="auto"/>
@@ -3361,7 +3249,6 @@
           <w:tcPr>
             <w:tcW w:type="dxa" w:w="2304"/>
           </w:tcPr>
-          <w:p/>
           <w:p>
             <w:pPr>
               <w:spacing w:before="20" w:after="40" w:line="288" w:lineRule="auto"/>
@@ -3397,7 +3284,6 @@
           <w:tcPr>
             <w:tcW w:type="dxa" w:w="2304"/>
           </w:tcPr>
-          <w:p/>
           <w:p>
             <w:pPr>
               <w:spacing w:before="20" w:after="40" w:line="288" w:lineRule="auto"/>
@@ -4066,18 +3952,16 @@
         <w:t xml:space="preserve">. Biết góc </w:t>
       </w:r>
       <m:oMath xmlns:mml="http://www.w3.org/1998/Math/MathML">
-        <m:limUpp>
+        <m:acc>
+          <m:accPr>
+            <m:chr m:val="̂"/>
+          </m:accPr>
           <m:e>
             <m:r>
               <m:t>xAB</m:t>
             </m:r>
           </m:e>
-          <m:lim>
-            <m:r>
-              <m:t>^</m:t>
-            </m:r>
-          </m:lim>
-        </m:limUpp>
+        </m:acc>
         <m:r>
           <m:t>=</m:t>
         </m:r>
@@ -4120,18 +4004,16 @@
         <w:t xml:space="preserve"> là tia phân giác của góc </w:t>
       </w:r>
       <m:oMath xmlns:mml="http://www.w3.org/1998/Math/MathML">
-        <m:limUpp>
+        <m:acc>
+          <m:accPr>
+            <m:chr m:val="̂"/>
+          </m:accPr>
           <m:e>
             <m:r>
               <m:t>xAB</m:t>
             </m:r>
           </m:e>
-          <m:lim>
-            <m:r>
-              <m:t>^</m:t>
-            </m:r>
-          </m:lim>
-        </m:limUpp>
+        </m:acc>
       </m:oMath>
       <w:r>
         <w:rPr>
@@ -4176,7 +4058,10 @@
         <w:t xml:space="preserve">    [   ] a) Góc </w:t>
       </w:r>
       <m:oMath xmlns:mml="http://www.w3.org/1998/Math/MathML">
-        <m:limUpp>
+        <m:acc>
+          <m:accPr>
+            <m:chr m:val="̂"/>
+          </m:accPr>
           <m:e>
             <m:sSup>
               <m:e>
@@ -4194,12 +4079,7 @@
               <m:t>AB</m:t>
             </m:r>
           </m:e>
-          <m:lim>
-            <m:r>
-              <m:t>^</m:t>
-            </m:r>
-          </m:lim>
-        </m:limUpp>
+        </m:acc>
       </m:oMath>
       <w:r>
         <w:rPr>
@@ -4212,18 +4092,16 @@
         <w:t xml:space="preserve"> và góc </w:t>
       </w:r>
       <m:oMath xmlns:mml="http://www.w3.org/1998/Math/MathML">
-        <m:limUpp>
+        <m:acc>
+          <m:accPr>
+            <m:chr m:val="̂"/>
+          </m:accPr>
           <m:e>
             <m:r>
               <m:t>xAB</m:t>
             </m:r>
           </m:e>
-          <m:lim>
-            <m:r>
-              <m:t>^</m:t>
-            </m:r>
-          </m:lim>
-        </m:limUpp>
+        </m:acc>
       </m:oMath>
       <w:r>
         <w:rPr>
@@ -4236,7 +4114,10 @@
         <w:t xml:space="preserve"> là hai góc kề bù nên </w:t>
       </w:r>
       <m:oMath xmlns:mml="http://www.w3.org/1998/Math/MathML">
-        <m:limUpp>
+        <m:acc>
+          <m:accPr>
+            <m:chr m:val="̂"/>
+          </m:accPr>
           <m:e>
             <m:sSup>
               <m:e>
@@ -4254,12 +4135,7 @@
               <m:t>AB</m:t>
             </m:r>
           </m:e>
-          <m:lim>
-            <m:r>
-              <m:t>^</m:t>
-            </m:r>
-          </m:lim>
-        </m:limUpp>
+        </m:acc>
         <m:r>
           <m:t>=</m:t>
         </m:r>
@@ -4303,7 +4179,10 @@
         <w:t xml:space="preserve">    [   ] b) Góc so le trong </w:t>
       </w:r>
       <m:oMath xmlns:mml="http://www.w3.org/1998/Math/MathML">
-        <m:limUpp>
+        <m:acc>
+          <m:accPr>
+            <m:chr m:val="̂"/>
+          </m:accPr>
           <m:e>
             <m:r>
               <m:t>AB</m:t>
@@ -4321,12 +4200,7 @@
               </m:sup>
             </m:sSup>
           </m:e>
-          <m:lim>
-            <m:r>
-              <m:t>^</m:t>
-            </m:r>
-          </m:lim>
-        </m:limUpp>
+        </m:acc>
       </m:oMath>
       <w:r>
         <w:rPr>
@@ -4379,18 +4253,16 @@
         <w:t xml:space="preserve">    [   ] c) Số đo góc </w:t>
       </w:r>
       <m:oMath xmlns:mml="http://www.w3.org/1998/Math/MathML">
-        <m:limUpp>
+        <m:acc>
+          <m:accPr>
+            <m:chr m:val="̂"/>
+          </m:accPr>
           <m:e>
             <m:r>
               <m:t>tAB</m:t>
             </m:r>
           </m:e>
-          <m:lim>
-            <m:r>
-              <m:t>^</m:t>
-            </m:r>
-          </m:lim>
-        </m:limUpp>
+        </m:acc>
       </m:oMath>
       <w:r>
         <w:rPr>
@@ -4443,18 +4315,16 @@
         <w:t xml:space="preserve">    [   ] d) Góc trong cùng phía </w:t>
       </w:r>
       <m:oMath xmlns:mml="http://www.w3.org/1998/Math/MathML">
-        <m:limUpp>
+        <m:acc>
+          <m:accPr>
+            <m:chr m:val="̂"/>
+          </m:accPr>
           <m:e>
             <m:r>
               <m:t>ABy</m:t>
             </m:r>
           </m:e>
-          <m:lim>
-            <m:r>
-              <m:t>^</m:t>
-            </m:r>
-          </m:lim>
-        </m:limUpp>
+        </m:acc>
       </m:oMath>
       <w:r>
         <w:rPr>
@@ -5478,18 +5348,16 @@
         <w:t xml:space="preserve"> sao cho góc </w:t>
       </w:r>
       <m:oMath xmlns:mml="http://www.w3.org/1998/Math/MathML">
-        <m:limUpp>
+        <m:acc>
+          <m:accPr>
+            <m:chr m:val="̂"/>
+          </m:accPr>
           <m:e>
             <m:r>
               <m:t>ACD</m:t>
             </m:r>
           </m:e>
-          <m:lim>
-            <m:r>
-              <m:t>^</m:t>
-            </m:r>
-          </m:lim>
-        </m:limUpp>
+        </m:acc>
         <m:r>
           <m:t>=</m:t>
         </m:r>
@@ -5579,18 +5447,16 @@
         <w:t xml:space="preserve">b) Tính số đo của góc </w:t>
       </w:r>
       <m:oMath xmlns:mml="http://www.w3.org/1998/Math/MathML">
-        <m:limUpp>
+        <m:acc>
+          <m:accPr>
+            <m:chr m:val="̂"/>
+          </m:accPr>
           <m:e>
             <m:r>
               <m:t>CDB</m:t>
             </m:r>
           </m:e>
-          <m:lim>
-            <m:r>
-              <m:t>^</m:t>
-            </m:r>
-          </m:lim>
-        </m:limUpp>
+        </m:acc>
       </m:oMath>
       <w:r>
         <w:rPr>
@@ -5603,7 +5469,10 @@
         <w:t xml:space="preserve"> và góc </w:t>
       </w:r>
       <m:oMath xmlns:mml="http://www.w3.org/1998/Math/MathML">
-        <m:limUpp>
+        <m:acc>
+          <m:accPr>
+            <m:chr m:val="̂"/>
+          </m:accPr>
           <m:e>
             <m:r>
               <m:t>CD</m:t>
@@ -5621,12 +5490,7 @@
               </m:sup>
             </m:sSup>
           </m:e>
-          <m:lim>
-            <m:r>
-              <m:t>^</m:t>
-            </m:r>
-          </m:lim>
-        </m:limUpp>
+        </m:acc>
       </m:oMath>
       <w:r>
         <w:rPr>
@@ -5639,6 +5503,2458 @@
         <w:t>.</w:t>
       </w:r>
     </w:p>
+    <w:p>
+      <w:r>
+        <w:br w:type="page"/>
+      </w:r>
+    </w:p>
+    <w:p>
+      <w:pPr>
+        <w:spacing w:before="120" w:after="160" w:line="288" w:lineRule="auto"/>
+        <w:jc w:val="center"/>
+      </w:pPr>
+      <w:r>
+        <w:rPr>
+          <w:rFonts w:ascii="Times New Roman" w:hAnsi="Times New Roman"/>
+          <w:b/>
+          <w:i w:val="0"/>
+          <w:color w:val="0B2545"/>
+          <w:sz w:val="28"/>
+        </w:rPr>
+        <w:t>HƯỚNG DẪN CHẤM, BAREME VÀ ĐÁP ÁN ĐỀ KIỂM TRA SỐ 2 (KẾT NỐI TRI THỨC)</w:t>
+      </w:r>
+    </w:p>
+    <w:p>
+      <w:pPr>
+        <w:spacing w:before="40" w:after="60" w:line="288" w:lineRule="auto"/>
+        <w:jc w:val="left"/>
+      </w:pPr>
+      <w:r>
+        <w:rPr>
+          <w:rFonts w:ascii="Times New Roman" w:hAnsi="Times New Roman"/>
+          <w:b/>
+          <w:i w:val="0"/>
+          <w:color w:val="134074"/>
+          <w:sz w:val="25"/>
+        </w:rPr>
+        <w:t>1. ĐÁP ÁN PHẦN I (TRẮC NGHIỆM 4 LỰA CHỌN — 3,0 ĐIỂM)</w:t>
+      </w:r>
+    </w:p>
+    <w:tbl>
+      <w:tblPr>
+        <w:tblW w:type="auto" w:w="0"/>
+        <w:jc w:val="center"/>
+        <w:tblLook w:firstColumn="1" w:firstRow="1" w:lastColumn="0" w:lastRow="0" w:noHBand="0" w:noVBand="1" w:val="04A0"/>
+        <w:tblBorders>
+          <w:top w:val="single" w:sz="4" w:space="0" w:color="94A3B8"/>
+          <w:left w:val="single" w:sz="4" w:space="0" w:color="94A3B8"/>
+          <w:bottom w:val="single" w:sz="4" w:space="0" w:color="94A3B8"/>
+          <w:right w:val="single" w:sz="4" w:space="0" w:color="94A3B8"/>
+          <w:insideH w:val="single" w:sz="4" w:space="0" w:color="94A3B8"/>
+          <w:insideV w:val="single" w:sz="4" w:space="0" w:color="94A3B8"/>
+        </w:tblBorders>
+      </w:tblPr>
+      <w:tblGrid>
+        <w:gridCol w:w="840"/>
+        <w:gridCol w:w="840"/>
+        <w:gridCol w:w="840"/>
+        <w:gridCol w:w="840"/>
+        <w:gridCol w:w="840"/>
+        <w:gridCol w:w="840"/>
+        <w:gridCol w:w="840"/>
+        <w:gridCol w:w="840"/>
+        <w:gridCol w:w="840"/>
+        <w:gridCol w:w="840"/>
+        <w:gridCol w:w="840"/>
+        <w:gridCol w:w="840"/>
+      </w:tblGrid>
+      <w:tr>
+        <w:tc>
+          <w:tcPr>
+            <w:tcW w:type="dxa" w:w="840"/>
+            <w:shd w:fill="1E3A8A"/>
+          </w:tcPr>
+          <w:p>
+            <w:pPr>
+              <w:jc w:val="center"/>
+            </w:pPr>
+            <w:r>
+              <w:rPr>
+                <w:rFonts w:ascii="Times New Roman" w:hAnsi="Times New Roman"/>
+                <w:b/>
+                <w:color w:val="FFFFFF"/>
+              </w:rPr>
+              <w:t>C1</w:t>
+            </w:r>
+          </w:p>
+        </w:tc>
+        <w:tc>
+          <w:tcPr>
+            <w:tcW w:type="dxa" w:w="840"/>
+            <w:shd w:fill="1E3A8A"/>
+          </w:tcPr>
+          <w:p>
+            <w:pPr>
+              <w:jc w:val="center"/>
+            </w:pPr>
+            <w:r>
+              <w:rPr>
+                <w:rFonts w:ascii="Times New Roman" w:hAnsi="Times New Roman"/>
+                <w:b/>
+                <w:color w:val="FFFFFF"/>
+              </w:rPr>
+              <w:t>C2</w:t>
+            </w:r>
+          </w:p>
+        </w:tc>
+        <w:tc>
+          <w:tcPr>
+            <w:tcW w:type="dxa" w:w="840"/>
+            <w:shd w:fill="1E3A8A"/>
+          </w:tcPr>
+          <w:p>
+            <w:pPr>
+              <w:jc w:val="center"/>
+            </w:pPr>
+            <w:r>
+              <w:rPr>
+                <w:rFonts w:ascii="Times New Roman" w:hAnsi="Times New Roman"/>
+                <w:b/>
+                <w:color w:val="FFFFFF"/>
+              </w:rPr>
+              <w:t>C3</w:t>
+            </w:r>
+          </w:p>
+        </w:tc>
+        <w:tc>
+          <w:tcPr>
+            <w:tcW w:type="dxa" w:w="840"/>
+            <w:shd w:fill="1E3A8A"/>
+          </w:tcPr>
+          <w:p>
+            <w:pPr>
+              <w:jc w:val="center"/>
+            </w:pPr>
+            <w:r>
+              <w:rPr>
+                <w:rFonts w:ascii="Times New Roman" w:hAnsi="Times New Roman"/>
+                <w:b/>
+                <w:color w:val="FFFFFF"/>
+              </w:rPr>
+              <w:t>C4</w:t>
+            </w:r>
+          </w:p>
+        </w:tc>
+        <w:tc>
+          <w:tcPr>
+            <w:tcW w:type="dxa" w:w="840"/>
+            <w:shd w:fill="1E3A8A"/>
+          </w:tcPr>
+          <w:p>
+            <w:pPr>
+              <w:jc w:val="center"/>
+            </w:pPr>
+            <w:r>
+              <w:rPr>
+                <w:rFonts w:ascii="Times New Roman" w:hAnsi="Times New Roman"/>
+                <w:b/>
+                <w:color w:val="FFFFFF"/>
+              </w:rPr>
+              <w:t>C5</w:t>
+            </w:r>
+          </w:p>
+        </w:tc>
+        <w:tc>
+          <w:tcPr>
+            <w:tcW w:type="dxa" w:w="840"/>
+            <w:shd w:fill="1E3A8A"/>
+          </w:tcPr>
+          <w:p>
+            <w:pPr>
+              <w:jc w:val="center"/>
+            </w:pPr>
+            <w:r>
+              <w:rPr>
+                <w:rFonts w:ascii="Times New Roman" w:hAnsi="Times New Roman"/>
+                <w:b/>
+                <w:color w:val="FFFFFF"/>
+              </w:rPr>
+              <w:t>C6</w:t>
+            </w:r>
+          </w:p>
+        </w:tc>
+        <w:tc>
+          <w:tcPr>
+            <w:tcW w:type="dxa" w:w="840"/>
+            <w:shd w:fill="1E3A8A"/>
+          </w:tcPr>
+          <w:p>
+            <w:pPr>
+              <w:jc w:val="center"/>
+            </w:pPr>
+            <w:r>
+              <w:rPr>
+                <w:rFonts w:ascii="Times New Roman" w:hAnsi="Times New Roman"/>
+                <w:b/>
+                <w:color w:val="FFFFFF"/>
+              </w:rPr>
+              <w:t>C7</w:t>
+            </w:r>
+          </w:p>
+        </w:tc>
+        <w:tc>
+          <w:tcPr>
+            <w:tcW w:type="dxa" w:w="840"/>
+            <w:shd w:fill="1E3A8A"/>
+          </w:tcPr>
+          <w:p>
+            <w:pPr>
+              <w:jc w:val="center"/>
+            </w:pPr>
+            <w:r>
+              <w:rPr>
+                <w:rFonts w:ascii="Times New Roman" w:hAnsi="Times New Roman"/>
+                <w:b/>
+                <w:color w:val="FFFFFF"/>
+              </w:rPr>
+              <w:t>C8</w:t>
+            </w:r>
+          </w:p>
+        </w:tc>
+        <w:tc>
+          <w:tcPr>
+            <w:tcW w:type="dxa" w:w="840"/>
+            <w:shd w:fill="1E3A8A"/>
+          </w:tcPr>
+          <w:p>
+            <w:pPr>
+              <w:jc w:val="center"/>
+            </w:pPr>
+            <w:r>
+              <w:rPr>
+                <w:rFonts w:ascii="Times New Roman" w:hAnsi="Times New Roman"/>
+                <w:b/>
+                <w:color w:val="FFFFFF"/>
+              </w:rPr>
+              <w:t>C9</w:t>
+            </w:r>
+          </w:p>
+        </w:tc>
+        <w:tc>
+          <w:tcPr>
+            <w:tcW w:type="dxa" w:w="840"/>
+            <w:shd w:fill="1E3A8A"/>
+          </w:tcPr>
+          <w:p>
+            <w:pPr>
+              <w:jc w:val="center"/>
+            </w:pPr>
+            <w:r>
+              <w:rPr>
+                <w:rFonts w:ascii="Times New Roman" w:hAnsi="Times New Roman"/>
+                <w:b/>
+                <w:color w:val="FFFFFF"/>
+              </w:rPr>
+              <w:t>C10</w:t>
+            </w:r>
+          </w:p>
+        </w:tc>
+        <w:tc>
+          <w:tcPr>
+            <w:tcW w:type="dxa" w:w="840"/>
+            <w:shd w:fill="1E3A8A"/>
+          </w:tcPr>
+          <w:p>
+            <w:pPr>
+              <w:jc w:val="center"/>
+            </w:pPr>
+            <w:r>
+              <w:rPr>
+                <w:rFonts w:ascii="Times New Roman" w:hAnsi="Times New Roman"/>
+                <w:b/>
+                <w:color w:val="FFFFFF"/>
+              </w:rPr>
+              <w:t>C11</w:t>
+            </w:r>
+          </w:p>
+        </w:tc>
+        <w:tc>
+          <w:tcPr>
+            <w:tcW w:type="dxa" w:w="840"/>
+            <w:shd w:fill="1E3A8A"/>
+          </w:tcPr>
+          <w:p>
+            <w:pPr>
+              <w:jc w:val="center"/>
+            </w:pPr>
+            <w:r>
+              <w:rPr>
+                <w:rFonts w:ascii="Times New Roman" w:hAnsi="Times New Roman"/>
+                <w:b/>
+                <w:color w:val="FFFFFF"/>
+              </w:rPr>
+              <w:t>C12</w:t>
+            </w:r>
+          </w:p>
+        </w:tc>
+      </w:tr>
+      <w:tr>
+        <w:tc>
+          <w:tcPr>
+            <w:tcW w:type="dxa" w:w="840"/>
+          </w:tcPr>
+          <w:p>
+            <w:pPr>
+              <w:jc w:val="center"/>
+            </w:pPr>
+            <w:r>
+              <w:rPr>
+                <w:rFonts w:ascii="Times New Roman" w:hAnsi="Times New Roman"/>
+                <w:b/>
+                <w:color w:val="B91C1C"/>
+              </w:rPr>
+              <w:t>A</w:t>
+            </w:r>
+          </w:p>
+        </w:tc>
+        <w:tc>
+          <w:tcPr>
+            <w:tcW w:type="dxa" w:w="840"/>
+          </w:tcPr>
+          <w:p>
+            <w:pPr>
+              <w:jc w:val="center"/>
+            </w:pPr>
+            <w:r>
+              <w:rPr>
+                <w:rFonts w:ascii="Times New Roman" w:hAnsi="Times New Roman"/>
+                <w:b/>
+                <w:color w:val="B91C1C"/>
+              </w:rPr>
+              <w:t>A</w:t>
+            </w:r>
+          </w:p>
+        </w:tc>
+        <w:tc>
+          <w:tcPr>
+            <w:tcW w:type="dxa" w:w="840"/>
+          </w:tcPr>
+          <w:p>
+            <w:pPr>
+              <w:jc w:val="center"/>
+            </w:pPr>
+            <w:r>
+              <w:rPr>
+                <w:rFonts w:ascii="Times New Roman" w:hAnsi="Times New Roman"/>
+                <w:b/>
+                <w:color w:val="B91C1C"/>
+              </w:rPr>
+              <w:t>A</w:t>
+            </w:r>
+          </w:p>
+        </w:tc>
+        <w:tc>
+          <w:tcPr>
+            <w:tcW w:type="dxa" w:w="840"/>
+          </w:tcPr>
+          <w:p>
+            <w:pPr>
+              <w:jc w:val="center"/>
+            </w:pPr>
+            <w:r>
+              <w:rPr>
+                <w:rFonts w:ascii="Times New Roman" w:hAnsi="Times New Roman"/>
+                <w:b/>
+                <w:color w:val="B91C1C"/>
+              </w:rPr>
+              <w:t>A</w:t>
+            </w:r>
+          </w:p>
+        </w:tc>
+        <w:tc>
+          <w:tcPr>
+            <w:tcW w:type="dxa" w:w="840"/>
+          </w:tcPr>
+          <w:p>
+            <w:pPr>
+              <w:jc w:val="center"/>
+            </w:pPr>
+            <w:r>
+              <w:rPr>
+                <w:rFonts w:ascii="Times New Roman" w:hAnsi="Times New Roman"/>
+                <w:b/>
+                <w:color w:val="B91C1C"/>
+              </w:rPr>
+              <w:t>A</w:t>
+            </w:r>
+          </w:p>
+        </w:tc>
+        <w:tc>
+          <w:tcPr>
+            <w:tcW w:type="dxa" w:w="840"/>
+          </w:tcPr>
+          <w:p>
+            <w:pPr>
+              <w:jc w:val="center"/>
+            </w:pPr>
+            <w:r>
+              <w:rPr>
+                <w:rFonts w:ascii="Times New Roman" w:hAnsi="Times New Roman"/>
+                <w:b/>
+                <w:color w:val="B91C1C"/>
+              </w:rPr>
+              <w:t>A</w:t>
+            </w:r>
+          </w:p>
+        </w:tc>
+        <w:tc>
+          <w:tcPr>
+            <w:tcW w:type="dxa" w:w="840"/>
+          </w:tcPr>
+          <w:p>
+            <w:pPr>
+              <w:jc w:val="center"/>
+            </w:pPr>
+            <w:r>
+              <w:rPr>
+                <w:rFonts w:ascii="Times New Roman" w:hAnsi="Times New Roman"/>
+                <w:b/>
+                <w:color w:val="B91C1C"/>
+              </w:rPr>
+              <w:t>A</w:t>
+            </w:r>
+          </w:p>
+        </w:tc>
+        <w:tc>
+          <w:tcPr>
+            <w:tcW w:type="dxa" w:w="840"/>
+          </w:tcPr>
+          <w:p>
+            <w:pPr>
+              <w:jc w:val="center"/>
+            </w:pPr>
+            <w:r>
+              <w:rPr>
+                <w:rFonts w:ascii="Times New Roman" w:hAnsi="Times New Roman"/>
+                <w:b/>
+                <w:color w:val="B91C1C"/>
+              </w:rPr>
+              <w:t>A</w:t>
+            </w:r>
+          </w:p>
+        </w:tc>
+        <w:tc>
+          <w:tcPr>
+            <w:tcW w:type="dxa" w:w="840"/>
+          </w:tcPr>
+          <w:p>
+            <w:pPr>
+              <w:jc w:val="center"/>
+            </w:pPr>
+            <w:r>
+              <w:rPr>
+                <w:rFonts w:ascii="Times New Roman" w:hAnsi="Times New Roman"/>
+                <w:b/>
+                <w:color w:val="B91C1C"/>
+              </w:rPr>
+              <w:t>A</w:t>
+            </w:r>
+          </w:p>
+        </w:tc>
+        <w:tc>
+          <w:tcPr>
+            <w:tcW w:type="dxa" w:w="840"/>
+          </w:tcPr>
+          <w:p>
+            <w:pPr>
+              <w:jc w:val="center"/>
+            </w:pPr>
+            <w:r>
+              <w:rPr>
+                <w:rFonts w:ascii="Times New Roman" w:hAnsi="Times New Roman"/>
+                <w:b/>
+                <w:color w:val="B91C1C"/>
+              </w:rPr>
+              <w:t>A</w:t>
+            </w:r>
+          </w:p>
+        </w:tc>
+        <w:tc>
+          <w:tcPr>
+            <w:tcW w:type="dxa" w:w="840"/>
+          </w:tcPr>
+          <w:p>
+            <w:pPr>
+              <w:jc w:val="center"/>
+            </w:pPr>
+            <w:r>
+              <w:rPr>
+                <w:rFonts w:ascii="Times New Roman" w:hAnsi="Times New Roman"/>
+                <w:b/>
+                <w:color w:val="B91C1C"/>
+              </w:rPr>
+              <w:t>A</w:t>
+            </w:r>
+          </w:p>
+        </w:tc>
+        <w:tc>
+          <w:tcPr>
+            <w:tcW w:type="dxa" w:w="840"/>
+          </w:tcPr>
+          <w:p>
+            <w:pPr>
+              <w:jc w:val="center"/>
+            </w:pPr>
+            <w:r>
+              <w:rPr>
+                <w:rFonts w:ascii="Times New Roman" w:hAnsi="Times New Roman"/>
+                <w:b/>
+                <w:color w:val="B91C1C"/>
+              </w:rPr>
+              <w:t>A</w:t>
+            </w:r>
+          </w:p>
+        </w:tc>
+      </w:tr>
+    </w:tbl>
+    <w:p>
+      <w:pPr>
+        <w:spacing w:before="160" w:after="60" w:line="288" w:lineRule="auto"/>
+        <w:jc w:val="left"/>
+      </w:pPr>
+      <w:r>
+        <w:rPr>
+          <w:rFonts w:ascii="Times New Roman" w:hAnsi="Times New Roman"/>
+          <w:b/>
+          <w:i w:val="0"/>
+          <w:color w:val="134074"/>
+          <w:sz w:val="25"/>
+        </w:rPr>
+        <w:t>2. ĐÁP ÁN PHẦN II (TRẮC NGHIỆM ĐÚNG/SAI — 2,0 ĐIỂM)</w:t>
+      </w:r>
+    </w:p>
+    <w:p>
+      <w:pPr>
+        <w:spacing w:before="40" w:after="20" w:line="288" w:lineRule="auto"/>
+        <w:jc w:val="left"/>
+      </w:pPr>
+      <w:r>
+        <w:rPr>
+          <w:rFonts w:ascii="Times New Roman" w:hAnsi="Times New Roman"/>
+          <w:b w:val="0"/>
+          <w:i w:val="0"/>
+          <w:color w:val="000000"/>
+          <w:sz w:val="23"/>
+        </w:rPr>
+        <w:t xml:space="preserve">• </w:t>
+      </w:r>
+      <w:r>
+        <w:rPr>
+          <w:rFonts w:ascii="Times New Roman" w:hAnsi="Times New Roman"/>
+          <w:b/>
+          <w:i w:val="0"/>
+          <w:color w:val="000000"/>
+          <w:sz w:val="23"/>
+        </w:rPr>
+        <w:t>Câu 1:</w:t>
+      </w:r>
+      <w:r>
+        <w:rPr>
+          <w:rFonts w:ascii="Times New Roman" w:hAnsi="Times New Roman"/>
+          <w:b w:val="0"/>
+          <w:i w:val="0"/>
+          <w:color w:val="000000"/>
+          <w:sz w:val="23"/>
+        </w:rPr>
+        <w:t xml:space="preserve"> a) ĐÚNG    b) ĐÚNG    c) SAI    d) ĐÚNG</w:t>
+      </w:r>
+    </w:p>
+    <w:p>
+      <w:pPr>
+        <w:spacing w:before="20" w:after="60" w:line="288" w:lineRule="auto"/>
+        <w:jc w:val="left"/>
+      </w:pPr>
+      <w:r>
+        <w:rPr>
+          <w:rFonts w:ascii="Times New Roman" w:hAnsi="Times New Roman"/>
+          <w:b w:val="0"/>
+          <w:i w:val="0"/>
+          <w:color w:val="000000"/>
+          <w:sz w:val="23"/>
+        </w:rPr>
+        <w:t xml:space="preserve">  *(Ý c sai vì </w:t>
+      </w:r>
+      <m:oMath xmlns:mml="http://www.w3.org/1998/Math/MathML">
+        <m:r>
+          <m:t>P=−</m:t>
+        </m:r>
+        <m:f>
+          <m:fPr>
+            <m:type m:val="bar"/>
+          </m:fPr>
+          <m:num>
+            <m:r>
+              <m:t>1</m:t>
+            </m:r>
+          </m:num>
+          <m:den>
+            <m:r>
+              <m:t>3</m:t>
+            </m:r>
+          </m:den>
+        </m:f>
+        <m:r>
+          <m:t>&lt;0</m:t>
+        </m:r>
+      </m:oMath>
+      <w:r>
+        <w:rPr>
+          <w:rFonts w:ascii="Times New Roman" w:hAnsi="Times New Roman"/>
+          <w:b w:val="0"/>
+          <w:i w:val="0"/>
+          <w:color w:val="000000"/>
+          <w:sz w:val="23"/>
+        </w:rPr>
+        <w:t xml:space="preserve"> là số hữu tỉ âm)*</w:t>
+      </w:r>
+    </w:p>
+    <w:p>
+      <w:pPr>
+        <w:spacing w:before="40" w:after="20" w:line="288" w:lineRule="auto"/>
+        <w:jc w:val="left"/>
+      </w:pPr>
+      <w:r>
+        <w:rPr>
+          <w:rFonts w:ascii="Times New Roman" w:hAnsi="Times New Roman"/>
+          <w:b w:val="0"/>
+          <w:i w:val="0"/>
+          <w:color w:val="000000"/>
+          <w:sz w:val="23"/>
+        </w:rPr>
+        <w:t xml:space="preserve">• </w:t>
+      </w:r>
+      <w:r>
+        <w:rPr>
+          <w:rFonts w:ascii="Times New Roman" w:hAnsi="Times New Roman"/>
+          <w:b/>
+          <w:i w:val="0"/>
+          <w:color w:val="000000"/>
+          <w:sz w:val="23"/>
+        </w:rPr>
+        <w:t>Câu 2:</w:t>
+      </w:r>
+      <w:r>
+        <w:rPr>
+          <w:rFonts w:ascii="Times New Roman" w:hAnsi="Times New Roman"/>
+          <w:b w:val="0"/>
+          <w:i w:val="0"/>
+          <w:color w:val="000000"/>
+          <w:sz w:val="23"/>
+        </w:rPr>
+        <w:t xml:space="preserve"> a) ĐÚNG    b) ĐÚNG    c) ĐÚNG    d) SAI</w:t>
+      </w:r>
+    </w:p>
+    <w:p>
+      <w:pPr>
+        <w:spacing w:before="20" w:after="60" w:line="288" w:lineRule="auto"/>
+        <w:jc w:val="left"/>
+      </w:pPr>
+      <w:r>
+        <w:rPr>
+          <w:rFonts w:ascii="Times New Roman" w:hAnsi="Times New Roman"/>
+          <w:b w:val="0"/>
+          <w:i w:val="0"/>
+          <w:color w:val="000000"/>
+          <w:sz w:val="23"/>
+        </w:rPr>
+        <w:t xml:space="preserve">  *(Ý d sai vì </w:t>
+      </w:r>
+      <m:oMath xmlns:mml="http://www.w3.org/1998/Math/MathML">
+        <m:acc>
+          <m:accPr>
+            <m:chr m:val="̂"/>
+          </m:accPr>
+          <m:e>
+            <m:r>
+              <m:t>ABy</m:t>
+            </m:r>
+          </m:e>
+        </m:acc>
+      </m:oMath>
+      <w:r>
+        <w:rPr>
+          <w:rFonts w:ascii="Times New Roman" w:hAnsi="Times New Roman"/>
+          <w:b w:val="0"/>
+          <w:i w:val="0"/>
+          <w:color w:val="000000"/>
+          <w:sz w:val="23"/>
+        </w:rPr>
+        <w:t xml:space="preserve"> là góc trong cùng phía với </w:t>
+      </w:r>
+      <m:oMath xmlns:mml="http://www.w3.org/1998/Math/MathML">
+        <m:acc>
+          <m:accPr>
+            <m:chr m:val="̂"/>
+          </m:accPr>
+          <m:e>
+            <m:r>
+              <m:t>xAB</m:t>
+            </m:r>
+          </m:e>
+        </m:acc>
+        <m:r>
+          <m:t>=</m:t>
+        </m:r>
+        <m:sSup>
+          <m:e>
+            <m:r>
+              <m:t>120</m:t>
+            </m:r>
+          </m:e>
+          <m:sup>
+            <m:r>
+              <m:t>∘</m:t>
+            </m:r>
+          </m:sup>
+        </m:sSup>
+      </m:oMath>
+      <w:r>
+        <w:rPr>
+          <w:rFonts w:ascii="Times New Roman" w:hAnsi="Times New Roman"/>
+          <w:b w:val="0"/>
+          <w:i w:val="0"/>
+          <w:color w:val="000000"/>
+          <w:sz w:val="23"/>
+        </w:rPr>
+        <w:t xml:space="preserve">, nên </w:t>
+      </w:r>
+      <m:oMath xmlns:mml="http://www.w3.org/1998/Math/MathML">
+        <m:acc>
+          <m:accPr>
+            <m:chr m:val="̂"/>
+          </m:accPr>
+          <m:e>
+            <m:r>
+              <m:t>ABy</m:t>
+            </m:r>
+          </m:e>
+        </m:acc>
+        <m:r>
+          <m:t>=</m:t>
+        </m:r>
+        <m:sSup>
+          <m:e>
+            <m:r>
+              <m:t>180</m:t>
+            </m:r>
+          </m:e>
+          <m:sup>
+            <m:r>
+              <m:t>∘</m:t>
+            </m:r>
+          </m:sup>
+        </m:sSup>
+        <m:r>
+          <m:t>−</m:t>
+        </m:r>
+        <m:sSup>
+          <m:e>
+            <m:r>
+              <m:t>120</m:t>
+            </m:r>
+          </m:e>
+          <m:sup>
+            <m:r>
+              <m:t>∘</m:t>
+            </m:r>
+          </m:sup>
+        </m:sSup>
+        <m:r>
+          <m:t>=</m:t>
+        </m:r>
+        <m:sSup>
+          <m:e>
+            <m:r>
+              <m:t>60</m:t>
+            </m:r>
+          </m:e>
+          <m:sup>
+            <m:r>
+              <m:t>∘</m:t>
+            </m:r>
+          </m:sup>
+        </m:sSup>
+      </m:oMath>
+      <w:r>
+        <w:rPr>
+          <w:rFonts w:ascii="Times New Roman" w:hAnsi="Times New Roman"/>
+          <w:b w:val="0"/>
+          <w:i w:val="0"/>
+          <w:color w:val="000000"/>
+          <w:sz w:val="23"/>
+        </w:rPr>
+        <w:t>)*</w:t>
+      </w:r>
+    </w:p>
+    <w:p>
+      <w:pPr>
+        <w:spacing w:before="120" w:after="60" w:line="288" w:lineRule="auto"/>
+        <w:jc w:val="left"/>
+      </w:pPr>
+      <w:r>
+        <w:rPr>
+          <w:rFonts w:ascii="Times New Roman" w:hAnsi="Times New Roman"/>
+          <w:b/>
+          <w:i w:val="0"/>
+          <w:color w:val="134074"/>
+          <w:sz w:val="25"/>
+        </w:rPr>
+        <w:t>3. ĐÁP ÁN PHẦN III (TRẢ LỜI NGẮN — 2,0 ĐIỂM)</w:t>
+      </w:r>
+    </w:p>
+    <w:p>
+      <w:pPr>
+        <w:spacing w:before="40" w:after="20" w:line="288" w:lineRule="auto"/>
+        <w:jc w:val="left"/>
+      </w:pPr>
+      <w:r>
+        <w:rPr>
+          <w:rFonts w:ascii="Times New Roman" w:hAnsi="Times New Roman"/>
+          <w:b w:val="0"/>
+          <w:i w:val="0"/>
+          <w:color w:val="000000"/>
+          <w:sz w:val="23"/>
+        </w:rPr>
+        <w:t xml:space="preserve">• </w:t>
+      </w:r>
+      <w:r>
+        <w:rPr>
+          <w:rFonts w:ascii="Times New Roman" w:hAnsi="Times New Roman"/>
+          <w:b/>
+          <w:i w:val="0"/>
+          <w:color w:val="000000"/>
+          <w:sz w:val="23"/>
+        </w:rPr>
+        <w:t>Câu 1:</w:t>
+      </w:r>
+      <w:r>
+        <w:rPr>
+          <w:rFonts w:ascii="Times New Roman" w:hAnsi="Times New Roman"/>
+          <w:b w:val="0"/>
+          <w:i w:val="0"/>
+          <w:color w:val="000000"/>
+          <w:sz w:val="23"/>
+        </w:rPr>
+        <w:t xml:space="preserve"> </w:t>
+      </w:r>
+      <w:r>
+        <w:rPr>
+          <w:rFonts w:ascii="Consolas" w:hAnsi="Consolas"/>
+          <w:b/>
+          <w:color w:val="000000"/>
+          <w:sz w:val="23"/>
+        </w:rPr>
+        <w:t>-0,25</w:t>
+      </w:r>
+      <w:r>
+        <w:rPr>
+          <w:rFonts w:ascii="Times New Roman" w:hAnsi="Times New Roman"/>
+          <w:b w:val="0"/>
+          <w:i w:val="0"/>
+          <w:color w:val="000000"/>
+          <w:sz w:val="23"/>
+        </w:rPr>
+        <w:t xml:space="preserve"> (hoặc </w:t>
+      </w:r>
+      <w:r>
+        <w:rPr>
+          <w:rFonts w:ascii="Consolas" w:hAnsi="Consolas"/>
+          <w:b/>
+          <w:color w:val="000000"/>
+          <w:sz w:val="23"/>
+        </w:rPr>
+        <w:t>-0.25</w:t>
+      </w:r>
+      <w:r>
+        <w:rPr>
+          <w:rFonts w:ascii="Times New Roman" w:hAnsi="Times New Roman"/>
+          <w:b w:val="0"/>
+          <w:i w:val="0"/>
+          <w:color w:val="000000"/>
+          <w:sz w:val="23"/>
+        </w:rPr>
+        <w:t>)</w:t>
+      </w:r>
+    </w:p>
+    <w:p>
+      <w:pPr>
+        <w:spacing w:before="20" w:after="20" w:line="288" w:lineRule="auto"/>
+        <w:jc w:val="left"/>
+      </w:pPr>
+      <w:r>
+        <w:rPr>
+          <w:rFonts w:ascii="Times New Roman" w:hAnsi="Times New Roman"/>
+          <w:b w:val="0"/>
+          <w:i w:val="0"/>
+          <w:color w:val="000000"/>
+          <w:sz w:val="23"/>
+        </w:rPr>
+        <w:t xml:space="preserve">• </w:t>
+      </w:r>
+      <w:r>
+        <w:rPr>
+          <w:rFonts w:ascii="Times New Roman" w:hAnsi="Times New Roman"/>
+          <w:b/>
+          <w:i w:val="0"/>
+          <w:color w:val="000000"/>
+          <w:sz w:val="23"/>
+        </w:rPr>
+        <w:t>Câu 2:</w:t>
+      </w:r>
+      <w:r>
+        <w:rPr>
+          <w:rFonts w:ascii="Times New Roman" w:hAnsi="Times New Roman"/>
+          <w:b w:val="0"/>
+          <w:i w:val="0"/>
+          <w:color w:val="000000"/>
+          <w:sz w:val="23"/>
+        </w:rPr>
+        <w:t xml:space="preserve"> </w:t>
+      </w:r>
+      <w:r>
+        <w:rPr>
+          <w:rFonts w:ascii="Consolas" w:hAnsi="Consolas"/>
+          <w:b/>
+          <w:color w:val="000000"/>
+          <w:sz w:val="23"/>
+        </w:rPr>
+        <w:t>60</w:t>
+      </w:r>
+      <w:r>
+        <w:rPr>
+          <w:rFonts w:ascii="Times New Roman" w:hAnsi="Times New Roman"/>
+          <w:b w:val="0"/>
+          <w:i w:val="0"/>
+          <w:color w:val="000000"/>
+          <w:sz w:val="23"/>
+        </w:rPr>
+        <w:t xml:space="preserve"> (Cạnh bức tranh: </w:t>
+      </w:r>
+      <m:oMath xmlns:mml="http://www.w3.org/1998/Math/MathML">
+        <m:rad>
+          <m:radPr>
+            <m:degHide m:val="on"/>
+          </m:radPr>
+          <m:deg/>
+          <m:e>
+            <m:r>
+              <m:t>225</m:t>
+            </m:r>
+          </m:e>
+        </m:rad>
+        <m:r>
+          <m:t>=15</m:t>
+        </m:r>
+        <m:r>
+          <m:rPr>
+            <m:nor/>
+          </m:rPr>
+          <m:t> dm</m:t>
+        </m:r>
+      </m:oMath>
+      <w:r>
+        <w:rPr>
+          <w:rFonts w:ascii="Times New Roman" w:hAnsi="Times New Roman"/>
+          <w:b w:val="0"/>
+          <w:i w:val="0"/>
+          <w:color w:val="000000"/>
+          <w:sz w:val="23"/>
+        </w:rPr>
+        <w:t xml:space="preserve">; Chu vi: </w:t>
+      </w:r>
+      <m:oMath xmlns:mml="http://www.w3.org/1998/Math/MathML">
+        <m:r>
+          <m:t>15×4=60</m:t>
+        </m:r>
+        <m:r>
+          <m:rPr>
+            <m:nor/>
+          </m:rPr>
+          <m:t> dm</m:t>
+        </m:r>
+      </m:oMath>
+      <w:r>
+        <w:rPr>
+          <w:rFonts w:ascii="Times New Roman" w:hAnsi="Times New Roman"/>
+          <w:b w:val="0"/>
+          <w:i w:val="0"/>
+          <w:color w:val="000000"/>
+          <w:sz w:val="23"/>
+        </w:rPr>
+        <w:t>)</w:t>
+      </w:r>
+    </w:p>
+    <w:p>
+      <w:pPr>
+        <w:spacing w:before="20" w:after="20" w:line="288" w:lineRule="auto"/>
+        <w:jc w:val="left"/>
+      </w:pPr>
+      <w:r>
+        <w:rPr>
+          <w:rFonts w:ascii="Times New Roman" w:hAnsi="Times New Roman"/>
+          <w:b w:val="0"/>
+          <w:i w:val="0"/>
+          <w:color w:val="000000"/>
+          <w:sz w:val="23"/>
+        </w:rPr>
+        <w:t xml:space="preserve">• </w:t>
+      </w:r>
+      <w:r>
+        <w:rPr>
+          <w:rFonts w:ascii="Times New Roman" w:hAnsi="Times New Roman"/>
+          <w:b/>
+          <w:i w:val="0"/>
+          <w:color w:val="000000"/>
+          <w:sz w:val="23"/>
+        </w:rPr>
+        <w:t>Câu 3:</w:t>
+      </w:r>
+      <w:r>
+        <w:rPr>
+          <w:rFonts w:ascii="Times New Roman" w:hAnsi="Times New Roman"/>
+          <w:b w:val="0"/>
+          <w:i w:val="0"/>
+          <w:color w:val="000000"/>
+          <w:sz w:val="23"/>
+        </w:rPr>
+        <w:t xml:space="preserve"> </w:t>
+      </w:r>
+      <w:r>
+        <w:rPr>
+          <w:rFonts w:ascii="Consolas" w:hAnsi="Consolas"/>
+          <w:b/>
+          <w:color w:val="000000"/>
+          <w:sz w:val="23"/>
+        </w:rPr>
+        <w:t>9</w:t>
+      </w:r>
+      <w:r>
+        <w:rPr>
+          <w:rFonts w:ascii="Times New Roman" w:hAnsi="Times New Roman"/>
+          <w:b w:val="0"/>
+          <w:i w:val="0"/>
+          <w:color w:val="000000"/>
+          <w:sz w:val="23"/>
+        </w:rPr>
+        <w:t xml:space="preserve"> (Vì </w:t>
+      </w:r>
+      <m:oMath xmlns:mml="http://www.w3.org/1998/Math/MathML">
+        <m:f>
+          <m:fPr>
+            <m:type m:val="bar"/>
+          </m:fPr>
+          <m:num>
+            <m:sSup>
+              <m:e>
+                <m:r>
+                  <m:t>2</m:t>
+                </m:r>
+              </m:e>
+              <m:sup>
+                <m:r>
+                  <m:t>n</m:t>
+                </m:r>
+              </m:sup>
+            </m:sSup>
+          </m:num>
+          <m:den>
+            <m:r>
+              <m:t>16</m:t>
+            </m:r>
+          </m:den>
+        </m:f>
+        <m:r>
+          <m:t>=32⇒</m:t>
+        </m:r>
+        <m:sSup>
+          <m:e>
+            <m:r>
+              <m:t>2</m:t>
+            </m:r>
+          </m:e>
+          <m:sup>
+            <m:r>
+              <m:t>n</m:t>
+            </m:r>
+          </m:sup>
+        </m:sSup>
+        <m:r>
+          <m:t>=512=</m:t>
+        </m:r>
+        <m:sSup>
+          <m:e>
+            <m:r>
+              <m:t>2</m:t>
+            </m:r>
+          </m:e>
+          <m:sup>
+            <m:r>
+              <m:t>9</m:t>
+            </m:r>
+          </m:sup>
+        </m:sSup>
+        <m:r>
+          <m:t>⇒n=9</m:t>
+        </m:r>
+      </m:oMath>
+      <w:r>
+        <w:rPr>
+          <w:rFonts w:ascii="Times New Roman" w:hAnsi="Times New Roman"/>
+          <w:b w:val="0"/>
+          <w:i w:val="0"/>
+          <w:color w:val="000000"/>
+          <w:sz w:val="23"/>
+        </w:rPr>
+        <w:t>)</w:t>
+      </w:r>
+    </w:p>
+    <w:p>
+      <w:pPr>
+        <w:spacing w:before="20" w:after="60" w:line="288" w:lineRule="auto"/>
+        <w:jc w:val="left"/>
+      </w:pPr>
+      <w:r>
+        <w:rPr>
+          <w:rFonts w:ascii="Times New Roman" w:hAnsi="Times New Roman"/>
+          <w:b w:val="0"/>
+          <w:i w:val="0"/>
+          <w:color w:val="000000"/>
+          <w:sz w:val="23"/>
+        </w:rPr>
+        <w:t xml:space="preserve">• </w:t>
+      </w:r>
+      <w:r>
+        <w:rPr>
+          <w:rFonts w:ascii="Times New Roman" w:hAnsi="Times New Roman"/>
+          <w:b/>
+          <w:i w:val="0"/>
+          <w:color w:val="000000"/>
+          <w:sz w:val="23"/>
+        </w:rPr>
+        <w:t>Câu 4:</w:t>
+      </w:r>
+      <w:r>
+        <w:rPr>
+          <w:rFonts w:ascii="Times New Roman" w:hAnsi="Times New Roman"/>
+          <w:b w:val="0"/>
+          <w:i w:val="0"/>
+          <w:color w:val="000000"/>
+          <w:sz w:val="23"/>
+        </w:rPr>
+        <w:t xml:space="preserve"> </w:t>
+      </w:r>
+      <w:r>
+        <w:rPr>
+          <w:rFonts w:ascii="Consolas" w:hAnsi="Consolas"/>
+          <w:b/>
+          <w:color w:val="000000"/>
+          <w:sz w:val="23"/>
+        </w:rPr>
+        <w:t>3</w:t>
+      </w:r>
+      <w:r>
+        <w:rPr>
+          <w:rFonts w:ascii="Times New Roman" w:hAnsi="Times New Roman"/>
+          <w:b w:val="0"/>
+          <w:i w:val="0"/>
+          <w:color w:val="000000"/>
+          <w:sz w:val="23"/>
+        </w:rPr>
+        <w:t xml:space="preserve"> (Vì </w:t>
+      </w:r>
+      <m:oMath xmlns:mml="http://www.w3.org/1998/Math/MathML">
+        <m:sSup>
+          <m:e>
+            <m:r>
+              <m:t>5</m:t>
+            </m:r>
+          </m:e>
+          <m:sup>
+            <m:r>
+              <m:t>x+1</m:t>
+            </m:r>
+          </m:sup>
+        </m:sSup>
+        <m:r>
+          <m:t>−</m:t>
+        </m:r>
+        <m:sSup>
+          <m:e>
+            <m:r>
+              <m:t>5</m:t>
+            </m:r>
+          </m:e>
+          <m:sup>
+            <m:r>
+              <m:t>x</m:t>
+            </m:r>
+          </m:sup>
+        </m:sSup>
+        <m:r>
+          <m:t>=500⇒</m:t>
+        </m:r>
+        <m:sSup>
+          <m:e>
+            <m:r>
+              <m:t>5</m:t>
+            </m:r>
+          </m:e>
+          <m:sup>
+            <m:r>
+              <m:t>x</m:t>
+            </m:r>
+          </m:sup>
+        </m:sSup>
+        <m:r>
+          <m:t>·4=500⇒</m:t>
+        </m:r>
+        <m:sSup>
+          <m:e>
+            <m:r>
+              <m:t>5</m:t>
+            </m:r>
+          </m:e>
+          <m:sup>
+            <m:r>
+              <m:t>x</m:t>
+            </m:r>
+          </m:sup>
+        </m:sSup>
+        <m:r>
+          <m:t>=125=</m:t>
+        </m:r>
+        <m:sSup>
+          <m:e>
+            <m:r>
+              <m:t>5</m:t>
+            </m:r>
+          </m:e>
+          <m:sup>
+            <m:r>
+              <m:t>3</m:t>
+            </m:r>
+          </m:sup>
+        </m:sSup>
+        <m:r>
+          <m:t>⇒x=3</m:t>
+        </m:r>
+      </m:oMath>
+      <w:r>
+        <w:rPr>
+          <w:rFonts w:ascii="Times New Roman" w:hAnsi="Times New Roman"/>
+          <w:b w:val="0"/>
+          <w:i w:val="0"/>
+          <w:color w:val="000000"/>
+          <w:sz w:val="23"/>
+        </w:rPr>
+        <w:t>)</w:t>
+      </w:r>
+    </w:p>
+    <w:p>
+      <w:pPr>
+        <w:spacing w:before="160" w:after="60" w:line="288" w:lineRule="auto"/>
+        <w:jc w:val="left"/>
+      </w:pPr>
+      <w:r>
+        <w:rPr>
+          <w:rFonts w:ascii="Times New Roman" w:hAnsi="Times New Roman"/>
+          <w:b/>
+          <w:i w:val="0"/>
+          <w:color w:val="134074"/>
+          <w:sz w:val="25"/>
+        </w:rPr>
+        <w:t>4. BAREM VÀ HƯỚNG DẪN CHẤM PHẦN IV (TỰ LUẬN — 3,0 ĐIỂM)</w:t>
+      </w:r>
+    </w:p>
+    <w:tbl>
+      <w:tblPr>
+        <w:tblW w:type="auto" w:w="0"/>
+        <w:jc w:val="center"/>
+        <w:tblLook w:firstColumn="1" w:firstRow="1" w:lastColumn="0" w:lastRow="0" w:noHBand="0" w:noVBand="1" w:val="04A0"/>
+        <w:tblBorders>
+          <w:top w:val="single" w:sz="4" w:space="0" w:color="94A3B8"/>
+          <w:left w:val="single" w:sz="4" w:space="0" w:color="94A3B8"/>
+          <w:bottom w:val="single" w:sz="4" w:space="0" w:color="94A3B8"/>
+          <w:right w:val="single" w:sz="4" w:space="0" w:color="94A3B8"/>
+          <w:insideH w:val="single" w:sz="4" w:space="0" w:color="94A3B8"/>
+          <w:insideV w:val="single" w:sz="4" w:space="0" w:color="94A3B8"/>
+        </w:tblBorders>
+      </w:tblPr>
+      <w:tblGrid>
+        <w:gridCol w:w="3360"/>
+        <w:gridCol w:w="3360"/>
+        <w:gridCol w:w="3360"/>
+      </w:tblGrid>
+      <w:tr>
+        <w:tc>
+          <w:tcPr>
+            <w:tcW w:type="dxa" w:w="1440"/>
+            <w:shd w:fill="0B2545"/>
+          </w:tcPr>
+          <w:p>
+            <w:pPr>
+              <w:jc w:val="center"/>
+            </w:pPr>
+            <w:r>
+              <w:rPr>
+                <w:rFonts w:ascii="Times New Roman" w:hAnsi="Times New Roman"/>
+                <w:b/>
+                <w:color w:val="FFFFFF"/>
+              </w:rPr>
+              <w:t>Bài / Ý</w:t>
+            </w:r>
+          </w:p>
+        </w:tc>
+        <w:tc>
+          <w:tcPr>
+            <w:tcW w:type="dxa" w:w="6768"/>
+            <w:shd w:fill="0B2545"/>
+          </w:tcPr>
+          <w:p>
+            <w:pPr>
+              <w:jc w:val="center"/>
+            </w:pPr>
+            <w:r>
+              <w:rPr>
+                <w:rFonts w:ascii="Times New Roman" w:hAnsi="Times New Roman"/>
+                <w:b/>
+                <w:color w:val="FFFFFF"/>
+              </w:rPr>
+              <w:t>Nội dung các bước giải</w:t>
+            </w:r>
+          </w:p>
+        </w:tc>
+        <w:tc>
+          <w:tcPr>
+            <w:tcW w:type="dxa" w:w="1152"/>
+            <w:shd w:fill="0B2545"/>
+          </w:tcPr>
+          <w:p>
+            <w:pPr>
+              <w:jc w:val="center"/>
+            </w:pPr>
+            <w:r>
+              <w:rPr>
+                <w:rFonts w:ascii="Times New Roman" w:hAnsi="Times New Roman"/>
+                <w:b/>
+                <w:color w:val="FFFFFF"/>
+              </w:rPr>
+              <w:t>Điểm</w:t>
+            </w:r>
+          </w:p>
+        </w:tc>
+      </w:tr>
+      <w:tr>
+        <w:tc>
+          <w:tcPr>
+            <w:tcW w:type="dxa" w:w="3360"/>
+            <w:shd w:fill="F8FAFC"/>
+          </w:tcPr>
+          <w:p>
+            <w:pPr>
+              <w:spacing w:before="40" w:after="60" w:line="288" w:lineRule="auto"/>
+              <w:jc w:val="center"/>
+            </w:pPr>
+            <w:r>
+              <w:rPr>
+                <w:rFonts w:ascii="Times New Roman" w:hAnsi="Times New Roman"/>
+                <w:b/>
+                <w:i w:val="0"/>
+                <w:color w:val="000000"/>
+                <w:sz w:val="22"/>
+              </w:rPr>
+              <w:t>Bài 1.a</w:t>
+            </w:r>
+          </w:p>
+        </w:tc>
+        <w:tc>
+          <w:tcPr>
+            <w:tcW w:type="dxa" w:w="3360"/>
+            <w:shd w:fill="F8FAFC"/>
+          </w:tcPr>
+          <w:p>
+            <w:pPr>
+              <w:spacing w:before="40" w:after="60" w:line="288" w:lineRule="auto"/>
+              <w:jc w:val="left"/>
+            </w:pPr>
+            <m:oMath xmlns:mml="http://www.w3.org/1998/Math/MathML">
+              <m:r>
+                <m:t>A=</m:t>
+              </m:r>
+              <m:f>
+                <m:fPr>
+                  <m:type m:val="bar"/>
+                </m:fPr>
+                <m:num>
+                  <m:r>
+                    <m:t>7</m:t>
+                  </m:r>
+                </m:num>
+                <m:den>
+                  <m:r>
+                    <m:t>15</m:t>
+                  </m:r>
+                </m:den>
+              </m:f>
+              <m:r>
+                <m:t>·</m:t>
+              </m:r>
+              <m:r>
+                <m:t>[</m:t>
+              </m:r>
+              <m:r>
+                <m:t>(−</m:t>
+              </m:r>
+              <m:f>
+                <m:fPr>
+                  <m:type m:val="bar"/>
+                </m:fPr>
+                <m:num>
+                  <m:r>
+                    <m:t>3</m:t>
+                  </m:r>
+                </m:num>
+                <m:den>
+                  <m:r>
+                    <m:t>8</m:t>
+                  </m:r>
+                </m:den>
+              </m:f>
+              <m:r>
+                <m:t>)</m:t>
+              </m:r>
+              <m:r>
+                <m:t>+</m:t>
+              </m:r>
+              <m:r>
+                <m:t>(−</m:t>
+              </m:r>
+              <m:f>
+                <m:fPr>
+                  <m:type m:val="bar"/>
+                </m:fPr>
+                <m:num>
+                  <m:r>
+                    <m:t>5</m:t>
+                  </m:r>
+                </m:num>
+                <m:den>
+                  <m:r>
+                    <m:t>8</m:t>
+                  </m:r>
+                </m:den>
+              </m:f>
+              <m:r>
+                <m:t>)</m:t>
+              </m:r>
+              <m:r>
+                <m:t>]</m:t>
+              </m:r>
+              <m:r>
+                <m:t>+</m:t>
+              </m:r>
+              <m:f>
+                <m:fPr>
+                  <m:type m:val="bar"/>
+                </m:fPr>
+                <m:num>
+                  <m:r>
+                    <m:t>8</m:t>
+                  </m:r>
+                </m:num>
+                <m:den>
+                  <m:r>
+                    <m:t>15</m:t>
+                  </m:r>
+                </m:den>
+              </m:f>
+              <m:r>
+                <m:t>=</m:t>
+              </m:r>
+              <m:f>
+                <m:fPr>
+                  <m:type m:val="bar"/>
+                </m:fPr>
+                <m:num>
+                  <m:r>
+                    <m:t>7</m:t>
+                  </m:r>
+                </m:num>
+                <m:den>
+                  <m:r>
+                    <m:t>15</m:t>
+                  </m:r>
+                </m:den>
+              </m:f>
+              <m:r>
+                <m:t>·(−1)+</m:t>
+              </m:r>
+              <m:f>
+                <m:fPr>
+                  <m:type m:val="bar"/>
+                </m:fPr>
+                <m:num>
+                  <m:r>
+                    <m:t>8</m:t>
+                  </m:r>
+                </m:num>
+                <m:den>
+                  <m:r>
+                    <m:t>15</m:t>
+                  </m:r>
+                </m:den>
+              </m:f>
+              <m:r>
+                <m:t>=</m:t>
+              </m:r>
+              <m:f>
+                <m:fPr>
+                  <m:type m:val="bar"/>
+                </m:fPr>
+                <m:num>
+                  <m:r>
+                    <m:t>1</m:t>
+                  </m:r>
+                </m:num>
+                <m:den>
+                  <m:r>
+                    <m:t>15</m:t>
+                  </m:r>
+                </m:den>
+              </m:f>
+            </m:oMath>
+          </w:p>
+        </w:tc>
+        <w:tc>
+          <w:tcPr>
+            <w:tcW w:type="dxa" w:w="3360"/>
+            <w:shd w:fill="F8FAFC"/>
+          </w:tcPr>
+          <w:p>
+            <w:pPr>
+              <w:spacing w:before="40" w:after="60" w:line="288" w:lineRule="auto"/>
+              <w:jc w:val="center"/>
+            </w:pPr>
+            <w:r>
+              <w:rPr>
+                <w:rFonts w:ascii="Times New Roman" w:hAnsi="Times New Roman"/>
+                <w:b/>
+                <w:i w:val="0"/>
+                <w:color w:val="000000"/>
+                <w:sz w:val="22"/>
+              </w:rPr>
+              <w:t>0,5 đ</w:t>
+            </w:r>
+          </w:p>
+        </w:tc>
+      </w:tr>
+      <w:tr>
+        <w:tc>
+          <w:tcPr>
+            <w:tcW w:type="dxa" w:w="3360"/>
+          </w:tcPr>
+          <w:p>
+            <w:pPr>
+              <w:spacing w:before="40" w:after="60" w:line="288" w:lineRule="auto"/>
+              <w:jc w:val="center"/>
+            </w:pPr>
+            <w:r>
+              <w:rPr>
+                <w:rFonts w:ascii="Times New Roman" w:hAnsi="Times New Roman"/>
+                <w:b/>
+                <w:i w:val="0"/>
+                <w:color w:val="000000"/>
+                <w:sz w:val="22"/>
+              </w:rPr>
+              <w:t>Bài 1.b</w:t>
+            </w:r>
+          </w:p>
+        </w:tc>
+        <w:tc>
+          <w:tcPr>
+            <w:tcW w:type="dxa" w:w="3360"/>
+          </w:tcPr>
+          <w:p>
+            <w:pPr>
+              <w:spacing w:before="40" w:after="60" w:line="288" w:lineRule="auto"/>
+              <w:jc w:val="left"/>
+            </w:pPr>
+            <m:oMath xmlns:mml="http://www.w3.org/1998/Math/MathML">
+              <m:r>
+                <m:t>B=</m:t>
+              </m:r>
+              <m:f>
+                <m:fPr>
+                  <m:type m:val="bar"/>
+                </m:fPr>
+                <m:num>
+                  <m:r>
+                    <m:t>1</m:t>
+                  </m:r>
+                </m:num>
+                <m:den>
+                  <m:r>
+                    <m:t>9</m:t>
+                  </m:r>
+                </m:den>
+              </m:f>
+              <m:r>
+                <m:t>:</m:t>
+              </m:r>
+              <m:f>
+                <m:fPr>
+                  <m:type m:val="bar"/>
+                </m:fPr>
+                <m:num>
+                  <m:r>
+                    <m:t>2</m:t>
+                  </m:r>
+                </m:num>
+                <m:den>
+                  <m:r>
+                    <m:t>9</m:t>
+                  </m:r>
+                </m:den>
+              </m:f>
+              <m:r>
+                <m:t>−0</m:t>
+              </m:r>
+              <m:r>
+                <m:t>,</m:t>
+              </m:r>
+              <m:r>
+                <m:t>4·5=</m:t>
+              </m:r>
+              <m:f>
+                <m:fPr>
+                  <m:type m:val="bar"/>
+                </m:fPr>
+                <m:num>
+                  <m:r>
+                    <m:t>1</m:t>
+                  </m:r>
+                </m:num>
+                <m:den>
+                  <m:r>
+                    <m:t>9</m:t>
+                  </m:r>
+                </m:den>
+              </m:f>
+              <m:r>
+                <m:t>·</m:t>
+              </m:r>
+              <m:f>
+                <m:fPr>
+                  <m:type m:val="bar"/>
+                </m:fPr>
+                <m:num>
+                  <m:r>
+                    <m:t>9</m:t>
+                  </m:r>
+                </m:num>
+                <m:den>
+                  <m:r>
+                    <m:t>2</m:t>
+                  </m:r>
+                </m:den>
+              </m:f>
+              <m:r>
+                <m:t>−2=</m:t>
+              </m:r>
+              <m:f>
+                <m:fPr>
+                  <m:type m:val="bar"/>
+                </m:fPr>
+                <m:num>
+                  <m:r>
+                    <m:t>1</m:t>
+                  </m:r>
+                </m:num>
+                <m:den>
+                  <m:r>
+                    <m:t>2</m:t>
+                  </m:r>
+                </m:den>
+              </m:f>
+              <m:r>
+                <m:t>−2=−</m:t>
+              </m:r>
+              <m:f>
+                <m:fPr>
+                  <m:type m:val="bar"/>
+                </m:fPr>
+                <m:num>
+                  <m:r>
+                    <m:t>3</m:t>
+                  </m:r>
+                </m:num>
+                <m:den>
+                  <m:r>
+                    <m:t>2</m:t>
+                  </m:r>
+                </m:den>
+              </m:f>
+            </m:oMath>
+          </w:p>
+        </w:tc>
+        <w:tc>
+          <w:tcPr>
+            <w:tcW w:type="dxa" w:w="3360"/>
+          </w:tcPr>
+          <w:p>
+            <w:pPr>
+              <w:spacing w:before="40" w:after="60" w:line="288" w:lineRule="auto"/>
+              <w:jc w:val="center"/>
+            </w:pPr>
+            <w:r>
+              <w:rPr>
+                <w:rFonts w:ascii="Times New Roman" w:hAnsi="Times New Roman"/>
+                <w:b/>
+                <w:i w:val="0"/>
+                <w:color w:val="000000"/>
+                <w:sz w:val="22"/>
+              </w:rPr>
+              <w:t>0,5 đ</w:t>
+            </w:r>
+          </w:p>
+        </w:tc>
+      </w:tr>
+      <w:tr>
+        <w:tc>
+          <w:tcPr>
+            <w:tcW w:type="dxa" w:w="3360"/>
+            <w:shd w:fill="F8FAFC"/>
+          </w:tcPr>
+          <w:p>
+            <w:pPr>
+              <w:spacing w:before="40" w:after="60" w:line="288" w:lineRule="auto"/>
+              <w:jc w:val="center"/>
+            </w:pPr>
+            <w:r>
+              <w:rPr>
+                <w:rFonts w:ascii="Times New Roman" w:hAnsi="Times New Roman"/>
+                <w:b/>
+                <w:i w:val="0"/>
+                <w:color w:val="000000"/>
+                <w:sz w:val="22"/>
+              </w:rPr>
+              <w:t>Bài 2.a</w:t>
+            </w:r>
+          </w:p>
+        </w:tc>
+        <w:tc>
+          <w:tcPr>
+            <w:tcW w:type="dxa" w:w="3360"/>
+            <w:shd w:fill="F8FAFC"/>
+          </w:tcPr>
+          <w:p>
+            <w:pPr>
+              <w:spacing w:before="40" w:after="60" w:line="288" w:lineRule="auto"/>
+              <w:jc w:val="left"/>
+            </w:pPr>
+            <w:r>
+              <w:rPr>
+                <w:rFonts w:ascii="Times New Roman" w:hAnsi="Times New Roman"/>
+                <w:b w:val="0"/>
+                <w:i w:val="0"/>
+                <w:color w:val="000000"/>
+                <w:sz w:val="22"/>
+              </w:rPr>
+              <w:t xml:space="preserve">Số tiền An mua bộ sách sau giảm giá: </w:t>
+            </w:r>
+            <m:oMath xmlns:mml="http://www.w3.org/1998/Math/MathML">
+              <m:r>
+                <m:t>240</m:t>
+              </m:r>
+              <m:r>
+                <m:t>000×(1−0</m:t>
+              </m:r>
+              <m:r>
+                <m:t>,</m:t>
+              </m:r>
+              <m:r>
+                <m:t>1)=216</m:t>
+              </m:r>
+              <m:r>
+                <m:t>000</m:t>
+              </m:r>
+            </m:oMath>
+            <w:r>
+              <w:rPr>
+                <w:rFonts w:ascii="Times New Roman" w:hAnsi="Times New Roman"/>
+                <w:b w:val="0"/>
+                <w:i w:val="0"/>
+                <w:color w:val="000000"/>
+                <w:sz w:val="22"/>
+              </w:rPr>
+              <w:t xml:space="preserve"> (đồng)</w:t>
+            </w:r>
+          </w:p>
+        </w:tc>
+        <w:tc>
+          <w:tcPr>
+            <w:tcW w:type="dxa" w:w="3360"/>
+            <w:shd w:fill="F8FAFC"/>
+          </w:tcPr>
+          <w:p>
+            <w:pPr>
+              <w:spacing w:before="40" w:after="60" w:line="288" w:lineRule="auto"/>
+              <w:jc w:val="center"/>
+            </w:pPr>
+            <w:r>
+              <w:rPr>
+                <w:rFonts w:ascii="Times New Roman" w:hAnsi="Times New Roman"/>
+                <w:b/>
+                <w:i w:val="0"/>
+                <w:color w:val="000000"/>
+                <w:sz w:val="22"/>
+              </w:rPr>
+              <w:t>0,5 đ</w:t>
+            </w:r>
+          </w:p>
+        </w:tc>
+      </w:tr>
+      <w:tr>
+        <w:tc>
+          <w:tcPr>
+            <w:tcW w:type="dxa" w:w="3360"/>
+          </w:tcPr>
+          <w:p>
+            <w:pPr>
+              <w:spacing w:before="40" w:after="60" w:line="288" w:lineRule="auto"/>
+              <w:jc w:val="center"/>
+            </w:pPr>
+            <w:r>
+              <w:rPr>
+                <w:rFonts w:ascii="Times New Roman" w:hAnsi="Times New Roman"/>
+                <w:b/>
+                <w:i w:val="0"/>
+                <w:color w:val="000000"/>
+                <w:sz w:val="22"/>
+              </w:rPr>
+              <w:t>Bài 2.b</w:t>
+            </w:r>
+          </w:p>
+        </w:tc>
+        <w:tc>
+          <w:tcPr>
+            <w:tcW w:type="dxa" w:w="3360"/>
+          </w:tcPr>
+          <w:p>
+            <w:pPr>
+              <w:spacing w:before="40" w:after="20" w:line="288" w:lineRule="auto"/>
+              <w:jc w:val="left"/>
+            </w:pPr>
+            <w:r>
+              <w:rPr>
+                <w:rFonts w:ascii="Times New Roman" w:hAnsi="Times New Roman"/>
+                <w:b w:val="0"/>
+                <w:i w:val="0"/>
+                <w:color w:val="000000"/>
+                <w:sz w:val="22"/>
+              </w:rPr>
+              <w:t xml:space="preserve">• Tổng số tiền phải thanh toán: </w:t>
+            </w:r>
+            <m:oMath xmlns:mml="http://www.w3.org/1998/Math/MathML">
+              <m:r>
+                <m:t>216</m:t>
+              </m:r>
+              <m:r>
+                <m:t>000+550</m:t>
+              </m:r>
+              <m:r>
+                <m:t>000=766</m:t>
+              </m:r>
+              <m:r>
+                <m:t>000</m:t>
+              </m:r>
+            </m:oMath>
+            <w:r>
+              <w:rPr>
+                <w:rFonts w:ascii="Times New Roman" w:hAnsi="Times New Roman"/>
+                <w:b w:val="0"/>
+                <w:i w:val="0"/>
+                <w:color w:val="000000"/>
+                <w:sz w:val="22"/>
+              </w:rPr>
+              <w:t xml:space="preserve"> (đồng)</w:t>
+            </w:r>
+          </w:p>
+          <w:p>
+            <w:pPr>
+              <w:spacing w:before="20" w:after="60" w:line="288" w:lineRule="auto"/>
+              <w:jc w:val="left"/>
+            </w:pPr>
+            <w:r>
+              <w:rPr>
+                <w:rFonts w:ascii="Times New Roman" w:hAnsi="Times New Roman"/>
+                <w:b w:val="0"/>
+                <w:i w:val="0"/>
+                <w:color w:val="000000"/>
+                <w:sz w:val="22"/>
+              </w:rPr>
+              <w:t xml:space="preserve">• Số tiền An còn thừa: </w:t>
+            </w:r>
+            <m:oMath xmlns:mml="http://www.w3.org/1998/Math/MathML">
+              <m:r>
+                <m:t>800</m:t>
+              </m:r>
+              <m:r>
+                <m:t>000−766</m:t>
+              </m:r>
+              <m:r>
+                <m:t>000=34</m:t>
+              </m:r>
+              <m:r>
+                <m:t>000</m:t>
+              </m:r>
+            </m:oMath>
+            <w:r>
+              <w:rPr>
+                <w:rFonts w:ascii="Times New Roman" w:hAnsi="Times New Roman"/>
+                <w:b w:val="0"/>
+                <w:i w:val="0"/>
+                <w:color w:val="000000"/>
+                <w:sz w:val="22"/>
+              </w:rPr>
+              <w:t xml:space="preserve"> (đồng)</w:t>
+            </w:r>
+          </w:p>
+        </w:tc>
+        <w:tc>
+          <w:tcPr>
+            <w:tcW w:type="dxa" w:w="3360"/>
+          </w:tcPr>
+          <w:p>
+            <w:pPr>
+              <w:spacing w:before="40" w:after="60" w:line="288" w:lineRule="auto"/>
+              <w:jc w:val="center"/>
+            </w:pPr>
+            <w:r>
+              <w:rPr>
+                <w:rFonts w:ascii="Times New Roman" w:hAnsi="Times New Roman"/>
+                <w:b/>
+                <w:i w:val="0"/>
+                <w:color w:val="000000"/>
+                <w:sz w:val="22"/>
+              </w:rPr>
+              <w:t>0,5 đ</w:t>
+            </w:r>
+          </w:p>
+        </w:tc>
+      </w:tr>
+      <w:tr>
+        <w:tc>
+          <w:tcPr>
+            <w:tcW w:type="dxa" w:w="3360"/>
+            <w:shd w:fill="F8FAFC"/>
+          </w:tcPr>
+          <w:p>
+            <w:pPr>
+              <w:spacing w:before="40" w:after="60" w:line="288" w:lineRule="auto"/>
+              <w:jc w:val="center"/>
+            </w:pPr>
+            <w:r>
+              <w:rPr>
+                <w:rFonts w:ascii="Times New Roman" w:hAnsi="Times New Roman"/>
+                <w:b/>
+                <w:i w:val="0"/>
+                <w:color w:val="000000"/>
+                <w:sz w:val="22"/>
+              </w:rPr>
+              <w:t>Bài 3.a</w:t>
+            </w:r>
+          </w:p>
+        </w:tc>
+        <w:tc>
+          <w:tcPr>
+            <w:tcW w:type="dxa" w:w="3360"/>
+            <w:shd w:fill="F8FAFC"/>
+          </w:tcPr>
+          <w:p>
+            <w:pPr>
+              <w:spacing w:before="40" w:after="20" w:line="288" w:lineRule="auto"/>
+              <w:jc w:val="left"/>
+            </w:pPr>
+            <w:r>
+              <w:rPr>
+                <w:rFonts w:ascii="Times New Roman" w:hAnsi="Times New Roman"/>
+                <w:b w:val="0"/>
+                <w:i w:val="0"/>
+                <w:color w:val="000000"/>
+                <w:sz w:val="22"/>
+              </w:rPr>
+              <w:t xml:space="preserve">Ta có: </w:t>
+            </w:r>
+            <m:oMath xmlns:mml="http://www.w3.org/1998/Math/MathML">
+              <m:r>
+                <m:t>a⟂d</m:t>
+              </m:r>
+            </m:oMath>
+            <w:r>
+              <w:rPr>
+                <w:rFonts w:ascii="Times New Roman" w:hAnsi="Times New Roman"/>
+                <w:b w:val="0"/>
+                <w:i w:val="0"/>
+                <w:color w:val="000000"/>
+                <w:sz w:val="22"/>
+              </w:rPr>
+              <w:t xml:space="preserve"> tại </w:t>
+            </w:r>
+            <m:oMath xmlns:mml="http://www.w3.org/1998/Math/MathML">
+              <m:r>
+                <m:t>A</m:t>
+              </m:r>
+            </m:oMath>
+            <w:r>
+              <w:rPr>
+                <w:rFonts w:ascii="Times New Roman" w:hAnsi="Times New Roman"/>
+                <w:b w:val="0"/>
+                <w:i w:val="0"/>
+                <w:color w:val="000000"/>
+                <w:sz w:val="22"/>
+              </w:rPr>
+              <w:t xml:space="preserve"> và </w:t>
+            </w:r>
+            <m:oMath xmlns:mml="http://www.w3.org/1998/Math/MathML">
+              <m:r>
+                <m:t>b⟂d</m:t>
+              </m:r>
+            </m:oMath>
+            <w:r>
+              <w:rPr>
+                <w:rFonts w:ascii="Times New Roman" w:hAnsi="Times New Roman"/>
+                <w:b w:val="0"/>
+                <w:i w:val="0"/>
+                <w:color w:val="000000"/>
+                <w:sz w:val="22"/>
+              </w:rPr>
+              <w:t xml:space="preserve"> tại </w:t>
+            </w:r>
+            <m:oMath xmlns:mml="http://www.w3.org/1998/Math/MathML">
+              <m:r>
+                <m:t>B</m:t>
+              </m:r>
+            </m:oMath>
+            <w:r>
+              <w:rPr>
+                <w:rFonts w:ascii="Times New Roman" w:hAnsi="Times New Roman"/>
+                <w:b w:val="0"/>
+                <w:i w:val="0"/>
+                <w:color w:val="000000"/>
+                <w:sz w:val="22"/>
+              </w:rPr>
+              <w:t>.</w:t>
+            </w:r>
+          </w:p>
+          <w:p>
+            <w:pPr>
+              <w:spacing w:before="20" w:after="60" w:line="288" w:lineRule="auto"/>
+              <w:jc w:val="left"/>
+            </w:pPr>
+            <w:r>
+              <w:rPr>
+                <w:rFonts w:ascii="Times New Roman" w:hAnsi="Times New Roman"/>
+                <w:b w:val="0"/>
+                <w:i w:val="0"/>
+                <w:color w:val="000000"/>
+                <w:sz w:val="22"/>
+              </w:rPr>
+              <w:t xml:space="preserve">Theo tính chất từ vuông góc đến song song </w:t>
+            </w:r>
+            <m:oMath xmlns:mml="http://www.w3.org/1998/Math/MathML">
+              <m:r>
+                <m:t>⇒a∥b</m:t>
+              </m:r>
+            </m:oMath>
+          </w:p>
+        </w:tc>
+        <w:tc>
+          <w:tcPr>
+            <w:tcW w:type="dxa" w:w="3360"/>
+            <w:shd w:fill="F8FAFC"/>
+          </w:tcPr>
+          <w:p>
+            <w:pPr>
+              <w:spacing w:before="40" w:after="60" w:line="288" w:lineRule="auto"/>
+              <w:jc w:val="center"/>
+            </w:pPr>
+            <w:r>
+              <w:rPr>
+                <w:rFonts w:ascii="Times New Roman" w:hAnsi="Times New Roman"/>
+                <w:b/>
+                <w:i w:val="0"/>
+                <w:color w:val="000000"/>
+                <w:sz w:val="22"/>
+              </w:rPr>
+              <w:t>0,5 đ</w:t>
+            </w:r>
+          </w:p>
+        </w:tc>
+      </w:tr>
+      <w:tr>
+        <w:tc>
+          <w:tcPr>
+            <w:tcW w:type="dxa" w:w="3360"/>
+          </w:tcPr>
+          <w:p>
+            <w:pPr>
+              <w:spacing w:before="40" w:after="60" w:line="288" w:lineRule="auto"/>
+              <w:jc w:val="center"/>
+            </w:pPr>
+            <w:r>
+              <w:rPr>
+                <w:rFonts w:ascii="Times New Roman" w:hAnsi="Times New Roman"/>
+                <w:b/>
+                <w:i w:val="0"/>
+                <w:color w:val="000000"/>
+                <w:sz w:val="22"/>
+              </w:rPr>
+              <w:t>Bài 3.b</w:t>
+            </w:r>
+          </w:p>
+        </w:tc>
+        <w:tc>
+          <w:tcPr>
+            <w:tcW w:type="dxa" w:w="3360"/>
+          </w:tcPr>
+          <w:p>
+            <w:pPr>
+              <w:spacing w:before="40" w:after="20" w:line="288" w:lineRule="auto"/>
+              <w:jc w:val="left"/>
+            </w:pPr>
+            <w:r>
+              <w:rPr>
+                <w:rFonts w:ascii="Times New Roman" w:hAnsi="Times New Roman"/>
+                <w:b w:val="0"/>
+                <w:i w:val="0"/>
+                <w:color w:val="000000"/>
+                <w:sz w:val="22"/>
+              </w:rPr>
+              <w:t xml:space="preserve">• Vì </w:t>
+            </w:r>
+            <m:oMath xmlns:mml="http://www.w3.org/1998/Math/MathML">
+              <m:r>
+                <m:t>a∥b</m:t>
+              </m:r>
+            </m:oMath>
+            <w:r>
+              <w:rPr>
+                <w:rFonts w:ascii="Times New Roman" w:hAnsi="Times New Roman"/>
+                <w:b w:val="0"/>
+                <w:i w:val="0"/>
+                <w:color w:val="000000"/>
+                <w:sz w:val="22"/>
+              </w:rPr>
+              <w:t xml:space="preserve"> nên </w:t>
+            </w:r>
+            <m:oMath xmlns:mml="http://www.w3.org/1998/Math/MathML">
+              <m:acc>
+                <m:accPr>
+                  <m:chr m:val="̂"/>
+                </m:accPr>
+                <m:e>
+                  <m:r>
+                    <m:t>ACD</m:t>
+                  </m:r>
+                </m:e>
+              </m:acc>
+              <m:r>
+                <m:t>+</m:t>
+              </m:r>
+              <m:acc>
+                <m:accPr>
+                  <m:chr m:val="̂"/>
+                </m:accPr>
+                <m:e>
+                  <m:r>
+                    <m:t>CDB</m:t>
+                  </m:r>
+                </m:e>
+              </m:acc>
+              <m:r>
+                <m:t>=</m:t>
+              </m:r>
+              <m:sSup>
+                <m:e>
+                  <m:r>
+                    <m:t>180</m:t>
+                  </m:r>
+                </m:e>
+                <m:sup>
+                  <m:r>
+                    <m:t>∘</m:t>
+                  </m:r>
+                </m:sup>
+              </m:sSup>
+            </m:oMath>
+            <w:r>
+              <w:rPr>
+                <w:rFonts w:ascii="Times New Roman" w:hAnsi="Times New Roman"/>
+                <w:b w:val="0"/>
+                <w:i w:val="0"/>
+                <w:color w:val="000000"/>
+                <w:sz w:val="22"/>
+              </w:rPr>
+              <w:t xml:space="preserve"> (hai góc trong cùng phía)</w:t>
+            </w:r>
+          </w:p>
+          <w:p>
+            <w:pPr>
+              <w:spacing w:before="20" w:after="20" w:line="288" w:lineRule="auto"/>
+              <w:jc w:val="left"/>
+            </w:pPr>
+            <w:r>
+              <w:rPr>
+                <w:rFonts w:ascii="Times New Roman" w:hAnsi="Times New Roman"/>
+                <w:b w:val="0"/>
+                <w:i w:val="0"/>
+                <w:color w:val="000000"/>
+                <w:sz w:val="22"/>
+              </w:rPr>
+              <w:t xml:space="preserve">  </w:t>
+            </w:r>
+            <m:oMath xmlns:mml="http://www.w3.org/1998/Math/MathML">
+              <m:r>
+                <m:t>⇒</m:t>
+              </m:r>
+              <m:acc>
+                <m:accPr>
+                  <m:chr m:val="̂"/>
+                </m:accPr>
+                <m:e>
+                  <m:r>
+                    <m:t>CDB</m:t>
+                  </m:r>
+                </m:e>
+              </m:acc>
+              <m:r>
+                <m:t>=</m:t>
+              </m:r>
+              <m:sSup>
+                <m:e>
+                  <m:r>
+                    <m:t>180</m:t>
+                  </m:r>
+                </m:e>
+                <m:sup>
+                  <m:r>
+                    <m:t>∘</m:t>
+                  </m:r>
+                </m:sup>
+              </m:sSup>
+              <m:r>
+                <m:t>−</m:t>
+              </m:r>
+              <m:sSup>
+                <m:e>
+                  <m:r>
+                    <m:t>110</m:t>
+                  </m:r>
+                </m:e>
+                <m:sup>
+                  <m:r>
+                    <m:t>∘</m:t>
+                  </m:r>
+                </m:sup>
+              </m:sSup>
+              <m:r>
+                <m:t>=</m:t>
+              </m:r>
+              <m:sSup>
+                <m:e>
+                  <m:r>
+                    <m:t>70</m:t>
+                  </m:r>
+                </m:e>
+                <m:sup>
+                  <m:r>
+                    <m:t>∘</m:t>
+                  </m:r>
+                </m:sup>
+              </m:sSup>
+            </m:oMath>
+          </w:p>
+          <w:p>
+            <w:pPr>
+              <w:spacing w:before="20" w:after="60" w:line="288" w:lineRule="auto"/>
+              <w:jc w:val="left"/>
+            </w:pPr>
+            <w:r>
+              <w:rPr>
+                <w:rFonts w:ascii="Times New Roman" w:hAnsi="Times New Roman"/>
+                <w:b w:val="0"/>
+                <w:i w:val="0"/>
+                <w:color w:val="000000"/>
+                <w:sz w:val="22"/>
+              </w:rPr>
+              <w:t xml:space="preserve">• </w:t>
+            </w:r>
+            <m:oMath xmlns:mml="http://www.w3.org/1998/Math/MathML">
+              <m:acc>
+                <m:accPr>
+                  <m:chr m:val="̂"/>
+                </m:accPr>
+                <m:e>
+                  <m:r>
+                    <m:t>CD</m:t>
+                  </m:r>
+                  <m:sSup>
+                    <m:e>
+                      <m:r>
+                        <m:t>b</m:t>
+                      </m:r>
+                    </m:e>
+                    <m:sup>
+                      <m:r>
+                        <m:t>′</m:t>
+                      </m:r>
+                    </m:sup>
+                  </m:sSup>
+                </m:e>
+              </m:acc>
+              <m:r>
+                <m:t>=</m:t>
+              </m:r>
+              <m:acc>
+                <m:accPr>
+                  <m:chr m:val="̂"/>
+                </m:accPr>
+                <m:e>
+                  <m:r>
+                    <m:t>ACD</m:t>
+                  </m:r>
+                </m:e>
+              </m:acc>
+              <m:r>
+                <m:t>=</m:t>
+              </m:r>
+              <m:sSup>
+                <m:e>
+                  <m:r>
+                    <m:t>110</m:t>
+                  </m:r>
+                </m:e>
+                <m:sup>
+                  <m:r>
+                    <m:t>∘</m:t>
+                  </m:r>
+                </m:sup>
+              </m:sSup>
+            </m:oMath>
+            <w:r>
+              <w:rPr>
+                <w:rFonts w:ascii="Times New Roman" w:hAnsi="Times New Roman"/>
+                <w:b w:val="0"/>
+                <w:i w:val="0"/>
+                <w:color w:val="000000"/>
+                <w:sz w:val="22"/>
+              </w:rPr>
+              <w:t xml:space="preserve"> (hai góc so le trong)</w:t>
+            </w:r>
+          </w:p>
+        </w:tc>
+        <w:tc>
+          <w:tcPr>
+            <w:tcW w:type="dxa" w:w="3360"/>
+          </w:tcPr>
+          <w:p>
+            <w:pPr>
+              <w:spacing w:before="40" w:after="60" w:line="288" w:lineRule="auto"/>
+              <w:jc w:val="center"/>
+            </w:pPr>
+            <w:r>
+              <w:rPr>
+                <w:rFonts w:ascii="Times New Roman" w:hAnsi="Times New Roman"/>
+                <w:b/>
+                <w:i w:val="0"/>
+                <w:color w:val="000000"/>
+                <w:sz w:val="22"/>
+              </w:rPr>
+              <w:t>0,5 đ</w:t>
+            </w:r>
+          </w:p>
+        </w:tc>
+      </w:tr>
+      <w:tr>
+        <w:tc>
+          <w:tcPr>
+            <w:tcW w:type="dxa" w:w="3360"/>
+            <w:shd w:fill="F8FAFC"/>
+          </w:tcPr>
+          <w:p>
+            <w:pPr>
+              <w:spacing w:before="40" w:after="60" w:line="288" w:lineRule="auto"/>
+              <w:jc w:val="center"/>
+            </w:pPr>
+            <w:r>
+              <w:rPr>
+                <w:rFonts w:ascii="Times New Roman" w:hAnsi="Times New Roman"/>
+                <w:b/>
+                <w:i w:val="0"/>
+                <w:color w:val="000000"/>
+                <w:sz w:val="22"/>
+              </w:rPr>
+              <w:t>Tổng</w:t>
+            </w:r>
+          </w:p>
+        </w:tc>
+        <w:tc>
+          <w:tcPr>
+            <w:tcW w:type="dxa" w:w="3360"/>
+            <w:shd w:fill="F8FAFC"/>
+          </w:tcPr>
+          <w:p>
+            <w:pPr>
+              <w:spacing w:before="40" w:after="60" w:line="288" w:lineRule="auto"/>
+              <w:jc w:val="left"/>
+            </w:pPr>
+            <w:r>
+              <w:rPr>
+                <w:rFonts w:ascii="Times New Roman" w:hAnsi="Times New Roman"/>
+                <w:b w:val="0"/>
+                <w:i w:val="0"/>
+                <w:color w:val="000000"/>
+                <w:sz w:val="22"/>
+              </w:rPr>
+              <w:t>Tổng điểm toàn bài (70% Trắc nghiệm + 30% Tự luận)</w:t>
+            </w:r>
+          </w:p>
+        </w:tc>
+        <w:tc>
+          <w:tcPr>
+            <w:tcW w:type="dxa" w:w="3360"/>
+            <w:shd w:fill="F8FAFC"/>
+          </w:tcPr>
+          <w:p>
+            <w:pPr>
+              <w:spacing w:before="40" w:after="60" w:line="288" w:lineRule="auto"/>
+              <w:jc w:val="center"/>
+            </w:pPr>
+            <w:r>
+              <w:rPr>
+                <w:rFonts w:ascii="Times New Roman" w:hAnsi="Times New Roman"/>
+                <w:b/>
+                <w:i w:val="0"/>
+                <w:color w:val="000000"/>
+                <w:sz w:val="22"/>
+              </w:rPr>
+              <w:t>10,0 đ</w:t>
+            </w:r>
+          </w:p>
+        </w:tc>
+      </w:tr>
+    </w:tbl>
     <w:sectPr>
       <w:pgSz w:w="12240" w:h="15840"/>
       <w:pgMar w:top="1008" w:right="1080" w:bottom="1008" w:left="1080" w:header="720" w:footer="720" w:gutter="0"/>
